--- a/rapports/2026-06-06/EQ27/EQ27_enq3_v2/DR_092203050027/12-97-95-77.docx
+++ b/rapports/2026-06-06/EQ27/EQ27_enq3_v2/DR_092203050027/12-97-95-77.docx
@@ -297,7 +297,7 @@
           <w:color w:val="1F6FEB"/>
           <w:sz w:val="22"/>
         </w:rPr>
-        <w:t>⚠ INCOHÉRENCES À CORRIGER (164)</w:t>
+        <w:t>⚠ INCOHÉRENCES À CORRIGER (158)</w:t>
       </w:r>
     </w:p>
     <w:tbl>
@@ -454,7 +454,7 @@
                 <w:color w:val="16A34A"/>
                 <w:sz w:val="16"/>
               </w:rPr>
-              <w:t>s01q25, s01q30, s04q23, s01q00b, s01q30_decode, s04q23_decode</w:t>
+              <w:t>s01q22, s01q00b</w:t>
             </w:r>
           </w:p>
         </w:tc>
@@ -485,7 +485,7 @@
                 <w:i w:val="0"/>
                 <w:sz w:val="17"/>
               </w:rPr>
-              <w:t>Incoherence! BOUBACAR NDOUR a declaré que la catégorie socioprofessionnelle de son père est  alors que le père lui-même declare comme catégorie socioprofessionnelle Travailleur pour compte propre au niveau de la section 4b.</w:t>
+              <w:t>Incohérence!! Le nombre d'année (9999) que SOULEYMANE NATOUBE a vécu dans la localité est superieur à son âge (29) ou ne sait pas. Prière de corriger.</w:t>
             </w:r>
           </w:p>
         </w:tc>
@@ -544,7 +544,7 @@
                 <w:color w:val="16A34A"/>
                 <w:sz w:val="16"/>
               </w:rPr>
-              <w:t>—</w:t>
+              <w:t>s01q39</w:t>
             </w:r>
           </w:p>
         </w:tc>
@@ -575,7 +575,7 @@
                 <w:i w:val="0"/>
                 <w:sz w:val="17"/>
               </w:rPr>
-              <w:t>Incoherence! BOUBACAR NDOUR a dit que sa mère a un niveau  alors que la mère elle-même dit qu'elle a un niveau Secondaire 1 (Moyen) Général au niveau de la section 2.</w:t>
+              <w:t>Incoherence! AISSATOU DIOUF dispose d'un téléphone portable à s01q39, donc la raison évoquée ne peut pas être (ne dispose pas d'appareil).</w:t>
             </w:r>
           </w:p>
         </w:tc>
@@ -634,7 +634,7 @@
                 <w:color w:val="16A34A"/>
                 <w:sz w:val="16"/>
               </w:rPr>
-              <w:t>s01q32, s01q37, s04q23, s01q00b, s01q37_decode, s04q23_decode</w:t>
+              <w:t>s01q25, s01q30, s04q23, s01q00b, s01q30_decode, s04q23_decode</w:t>
             </w:r>
           </w:p>
         </w:tc>
@@ -665,7 +665,7 @@
                 <w:i w:val="0"/>
                 <w:sz w:val="17"/>
               </w:rPr>
-              <w:t>Incoherence! BOUBACAR NDOUR a declaré que la catégorie socioprofessionnelle de sa mère est  alors que la mère elle-même declare comme catégorie socioprofessionnelle Travailleur pour compte propre au niveau de la section 4b.</w:t>
+              <w:t>Incoherence! BOUBACAR NDOUR a declaré que la catégorie socioprofessionnelle de son père est  alors que le père lui-même declare comme catégorie socioprofessionnelle Travailleur pour compte propre au niveau de la section 4b.</w:t>
             </w:r>
           </w:p>
         </w:tc>
@@ -724,7 +724,7 @@
                 <w:color w:val="16A34A"/>
                 <w:sz w:val="16"/>
               </w:rPr>
-              <w:t>s01q25, s01q30, s04q23, s01q00b, s01q30_decode, s04q23_decode</w:t>
+              <w:t>—</w:t>
             </w:r>
           </w:p>
         </w:tc>
@@ -755,7 +755,7 @@
                 <w:i w:val="0"/>
                 <w:sz w:val="17"/>
               </w:rPr>
-              <w:t>Incoherence! FATOU NDOUR a declaré que la catégorie socioprofessionnelle de son père est  alors que le père lui-même declare comme catégorie socioprofessionnelle Travailleur pour compte propre au niveau de la section 4b.</w:t>
+              <w:t>Incoherence! BOUBACAR NDOUR a dit que sa mère a un niveau  alors que la mère elle-même dit qu'elle a un niveau Secondaire 1 (Moyen) Général au niveau de la section 2.</w:t>
             </w:r>
           </w:p>
         </w:tc>
@@ -814,7 +814,7 @@
                 <w:color w:val="16A34A"/>
                 <w:sz w:val="16"/>
               </w:rPr>
-              <w:t>—</w:t>
+              <w:t>s01q32, s01q37, s04q23, s01q00b, s01q37_decode, s04q23_decode</w:t>
             </w:r>
           </w:p>
         </w:tc>
@@ -845,7 +845,7 @@
                 <w:i w:val="0"/>
                 <w:sz w:val="17"/>
               </w:rPr>
-              <w:t>Incoherence! FATOU NDOUR a dit que sa mère a un niveau  alors que la mère elle-même dit qu'elle a un niveau Secondaire 1 (Moyen) Général au niveau de la section 2.</w:t>
+              <w:t>Incoherence! BOUBACAR NDOUR a declaré que la catégorie socioprofessionnelle de sa mère est  alors que la mère elle-même declare comme catégorie socioprofessionnelle Travailleur pour compte propre au niveau de la section 4b.</w:t>
             </w:r>
           </w:p>
         </w:tc>
@@ -904,7 +904,7 @@
                 <w:color w:val="16A34A"/>
                 <w:sz w:val="16"/>
               </w:rPr>
-              <w:t>s01q32, s01q37, s04q23, s01q00b, s01q37_decode, s04q23_decode</w:t>
+              <w:t>s01q25, s01q30, s04q23, s01q00b, s01q30_decode, s04q23_decode</w:t>
             </w:r>
           </w:p>
         </w:tc>
@@ -935,7 +935,7 @@
                 <w:i w:val="0"/>
                 <w:sz w:val="17"/>
               </w:rPr>
-              <w:t>Incoherence! FATOU NDOUR a declaré que la catégorie socioprofessionnelle de sa mère est  alors que la mère elle-même declare comme catégorie socioprofessionnelle Travailleur pour compte propre au niveau de la section 4b.</w:t>
+              <w:t>Incoherence! FATOU NDOUR a declaré que la catégorie socioprofessionnelle de son père est  alors que le père lui-même declare comme catégorie socioprofessionnelle Travailleur pour compte propre au niveau de la section 4b.</w:t>
             </w:r>
           </w:p>
         </w:tc>
@@ -994,7 +994,7 @@
                 <w:color w:val="16A34A"/>
                 <w:sz w:val="16"/>
               </w:rPr>
-              <w:t>s01q25, s01q30, s04q23, s01q00b, s01q30_decode, s04q23_decode</w:t>
+              <w:t>—</w:t>
             </w:r>
           </w:p>
         </w:tc>
@@ -1025,7 +1025,7 @@
                 <w:i w:val="0"/>
                 <w:sz w:val="17"/>
               </w:rPr>
-              <w:t>Incoherence! IBRAHIMA NDOUR a declaré que la catégorie socioprofessionnelle de son père est  alors que le père lui-même declare comme catégorie socioprofessionnelle Travailleur pour compte propre au niveau de la section 4b.</w:t>
+              <w:t>Incoherence! FATOU NDOUR a dit que sa mère a un niveau  alors que la mère elle-même dit qu'elle a un niveau Secondaire 1 (Moyen) Général au niveau de la section 2.</w:t>
             </w:r>
           </w:p>
         </w:tc>
@@ -1084,7 +1084,7 @@
                 <w:color w:val="16A34A"/>
                 <w:sz w:val="16"/>
               </w:rPr>
-              <w:t>—</w:t>
+              <w:t>s01q32, s01q37, s04q23, s01q00b, s01q37_decode, s04q23_decode</w:t>
             </w:r>
           </w:p>
         </w:tc>
@@ -1115,7 +1115,7 @@
                 <w:i w:val="0"/>
                 <w:sz w:val="17"/>
               </w:rPr>
-              <w:t>Incoherence! IBRAHIMA NDOUR a dit que sa mère a un niveau  alors que la mère elle-même dit qu'elle a un niveau Secondaire 1 (Moyen) Général au niveau de la section 2.</w:t>
+              <w:t>Incoherence! FATOU NDOUR a declaré que la catégorie socioprofessionnelle de sa mère est  alors que la mère elle-même declare comme catégorie socioprofessionnelle Travailleur pour compte propre au niveau de la section 4b.</w:t>
             </w:r>
           </w:p>
         </w:tc>
@@ -1174,7 +1174,7 @@
                 <w:color w:val="16A34A"/>
                 <w:sz w:val="16"/>
               </w:rPr>
-              <w:t>s01q32, s01q37, s04q23, s01q00b, s01q37_decode, s04q23_decode</w:t>
+              <w:t>s01q25, s01q30, s04q23, s01q00b, s01q30_decode, s04q23_decode</w:t>
             </w:r>
           </w:p>
         </w:tc>
@@ -1205,7 +1205,7 @@
                 <w:i w:val="0"/>
                 <w:sz w:val="17"/>
               </w:rPr>
-              <w:t>Incoherence! IBRAHIMA NDOUR a declaré que la catégorie socioprofessionnelle de sa mère est  alors que la mère elle-même declare comme catégorie socioprofessionnelle Travailleur pour compte propre au niveau de la section 4b.</w:t>
+              <w:t>Incoherence! IBRAHIMA NDOUR a declaré que la catégorie socioprofessionnelle de son père est  alors que le père lui-même declare comme catégorie socioprofessionnelle Travailleur pour compte propre au niveau de la section 4b.</w:t>
             </w:r>
           </w:p>
         </w:tc>
@@ -1295,7 +1295,7 @@
                 <w:i w:val="0"/>
                 <w:sz w:val="17"/>
               </w:rPr>
-              <w:t>Incoherence! La mère de SOULEYMANE NDOUR est trop jeune ou vielle pour avoir SOULEYMANE NDOUR selon l'écart d'âge (13 ans) entre lui et sa mère, prière de revoir l'âge de SOULEYMANE NDOUR ou de sa mère.</w:t>
+              <w:t>Incoherence! IBRAHIMA NDOUR a dit que sa mère a un niveau  alors que la mère elle-même dit qu'elle a un niveau Secondaire 1 (Moyen) Général au niveau de la section 2.</w:t>
             </w:r>
           </w:p>
         </w:tc>
@@ -1385,7 +1385,7 @@
                 <w:i w:val="0"/>
                 <w:sz w:val="17"/>
               </w:rPr>
-              <w:t>Incoherence! SOULEYMANE NDOUR a declaré que la catégorie socioprofessionnelle de sa mère est  alors que la mère elle-même declare comme catégorie socioprofessionnelle Travailleur pour compte propre au niveau de la section 4b.</w:t>
+              <w:t>Incoherence! IBRAHIMA NDOUR a declaré que la catégorie socioprofessionnelle de sa mère est  alors que la mère elle-même declare comme catégorie socioprofessionnelle Travailleur pour compte propre au niveau de la section 4b.</w:t>
             </w:r>
           </w:p>
         </w:tc>
@@ -1444,7 +1444,7 @@
                 <w:color w:val="16A34A"/>
                 <w:sz w:val="16"/>
               </w:rPr>
-              <w:t>s01q25, s01q30, s04q23, s01q00b, s01q30_decode, s04q23_decode</w:t>
+              <w:t>s01q32, s01q37, s04q23, s01q00b, s01q37_decode, s04q23_decode</w:t>
             </w:r>
           </w:p>
         </w:tc>
@@ -1475,7 +1475,7 @@
                 <w:i w:val="0"/>
                 <w:sz w:val="17"/>
               </w:rPr>
-              <w:t>Incoherence! MOUKHAMED NDOUR a declaré que la catégorie socioprofessionnelle de son père est  alors que le père lui-même declare comme catégorie socioprofessionnelle Travailleur pour compte propre au niveau de la section 4b.</w:t>
+              <w:t>Incoherence! IDRISSA NDOUR a declaré que la catégorie socioprofessionnelle de sa mère est  alors que la mère elle-même declare comme catégorie socioprofessionnelle Travailleur pour compte propre au niveau de la section 4b.</w:t>
             </w:r>
           </w:p>
         </w:tc>
@@ -1565,7 +1565,7 @@
                 <w:i w:val="0"/>
                 <w:sz w:val="17"/>
               </w:rPr>
-              <w:t>Incoherence! MOUKHAMED NDOUR a dit que sa mère a un niveau  alors que la mère elle-même dit qu'elle a un niveau Secondaire 1 (Moyen) Général au niveau de la section 2.</w:t>
+              <w:t>Incoherence! La mère de SOULEYMANE NDOUR est trop jeune ou vielle pour avoir SOULEYMANE NDOUR selon l'écart d'âge (13 ans) entre lui et sa mère, prière de revoir l'âge de SOULEYMANE NDOUR ou de sa mère.</w:t>
             </w:r>
           </w:p>
         </w:tc>
@@ -1655,7 +1655,7 @@
                 <w:i w:val="0"/>
                 <w:sz w:val="17"/>
               </w:rPr>
-              <w:t>Incoherence! MOUKHAMED NDOUR a declaré que la catégorie socioprofessionnelle de sa mère est  alors que la mère elle-même declare comme catégorie socioprofessionnelle Travailleur pour compte propre au niveau de la section 4b.</w:t>
+              <w:t>Incoherence! SOULEYMANE NDOUR a declaré que la catégorie socioprofessionnelle de sa mère est  alors que la mère elle-même declare comme catégorie socioprofessionnelle Travailleur pour compte propre au niveau de la section 4b.</w:t>
             </w:r>
           </w:p>
         </w:tc>
@@ -1745,7 +1745,7 @@
                 <w:i w:val="0"/>
                 <w:sz w:val="17"/>
               </w:rPr>
-              <w:t>Incoherence! NGIMA NDOUR a declaré que la catégorie socioprofessionnelle de son père est  alors que le père lui-même declare comme catégorie socioprofessionnelle Travailleur pour compte propre au niveau de la section 4b.</w:t>
+              <w:t>Incoherence! MOUKHAMED NDOUR a declaré que la catégorie socioprofessionnelle de son père est  alors que le père lui-même declare comme catégorie socioprofessionnelle Travailleur pour compte propre au niveau de la section 4b.</w:t>
             </w:r>
           </w:p>
         </w:tc>
@@ -1835,7 +1835,7 @@
                 <w:i w:val="0"/>
                 <w:sz w:val="17"/>
               </w:rPr>
-              <w:t>Incoherence! NGIMA NDOUR a dit que sa mère a un niveau  alors que la mère elle-même dit qu'elle a un niveau Secondaire 1 (Moyen) Général au niveau de la section 2.</w:t>
+              <w:t>Incoherence! MOUKHAMED NDOUR a dit que sa mère a un niveau  alors que la mère elle-même dit qu'elle a un niveau Secondaire 1 (Moyen) Général au niveau de la section 2.</w:t>
             </w:r>
           </w:p>
         </w:tc>
@@ -1925,7 +1925,7 @@
                 <w:i w:val="0"/>
                 <w:sz w:val="17"/>
               </w:rPr>
-              <w:t>Incoherence! NGIMA NDOUR a declaré que la catégorie socioprofessionnelle de sa mère est  alors que la mère elle-même declare comme catégorie socioprofessionnelle Travailleur pour compte propre au niveau de la section 4b.</w:t>
+              <w:t>Incoherence! MOUKHAMED NDOUR a declaré que la catégorie socioprofessionnelle de sa mère est  alors que la mère elle-même declare comme catégorie socioprofessionnelle Travailleur pour compte propre au niveau de la section 4b.</w:t>
             </w:r>
           </w:p>
         </w:tc>
@@ -1984,7 +1984,7 @@
                 <w:color w:val="16A34A"/>
                 <w:sz w:val="16"/>
               </w:rPr>
-              <w:t>s01q39</w:t>
+              <w:t>s01q25, s01q30, s04q23, s01q00b, s01q30_decode, s04q23_decode</w:t>
             </w:r>
           </w:p>
         </w:tc>
@@ -2015,7 +2015,7 @@
                 <w:i w:val="0"/>
                 <w:sz w:val="17"/>
               </w:rPr>
-              <w:t>Incoherence! AISSATOU DIOUF dispose d'un téléphone portable à s01q39, donc la raison évoquée ne peut pas être (ne dispose pas d'appareil).</w:t>
+              <w:t>Incoherence! NGIMA NDOUR a declaré que la catégorie socioprofessionnelle de son père est  alors que le père lui-même declare comme catégorie socioprofessionnelle Travailleur pour compte propre au niveau de la section 4b.</w:t>
             </w:r>
           </w:p>
         </w:tc>
@@ -2074,7 +2074,7 @@
                 <w:color w:val="16A34A"/>
                 <w:sz w:val="16"/>
               </w:rPr>
-              <w:t>s01q32, s01q37, s04q23, s01q00b, s01q37_decode, s04q23_decode</w:t>
+              <w:t>—</w:t>
             </w:r>
           </w:p>
         </w:tc>
@@ -2105,7 +2105,7 @@
                 <w:i w:val="0"/>
                 <w:sz w:val="17"/>
               </w:rPr>
-              <w:t>Incoherence! IDRISSA NDOUR a declaré que la catégorie socioprofessionnelle de sa mère est  alors que la mère elle-même declare comme catégorie socioprofessionnelle Travailleur pour compte propre au niveau de la section 4b.</w:t>
+              <w:t>Incoherence! NGIMA NDOUR a dit que sa mère a un niveau  alors que la mère elle-même dit qu'elle a un niveau Secondaire 1 (Moyen) Général au niveau de la section 2.</w:t>
             </w:r>
           </w:p>
         </w:tc>
@@ -2164,7 +2164,7 @@
                 <w:color w:val="16A34A"/>
                 <w:sz w:val="16"/>
               </w:rPr>
-              <w:t>s01q22, s01q00b</w:t>
+              <w:t>s01q32, s01q37, s04q23, s01q00b, s01q37_decode, s04q23_decode</w:t>
             </w:r>
           </w:p>
         </w:tc>
@@ -2195,7 +2195,7 @@
                 <w:i w:val="0"/>
                 <w:sz w:val="17"/>
               </w:rPr>
-              <w:t>Incohérence!! Le nombre d'année (9999) que SOULEYMANE NATOUBE a vécu dans la localité est superieur à son âge (29) ou ne sait pas. Prière de corriger.</w:t>
+              <w:t>Incoherence! NGIMA NDOUR a declaré que la catégorie socioprofessionnelle de sa mère est  alors que la mère elle-même declare comme catégorie socioprofessionnelle Travailleur pour compte propre au niveau de la section 4b.</w:t>
             </w:r>
           </w:p>
         </w:tc>
@@ -2344,7 +2344,7 @@
                 <w:color w:val="16A34A"/>
                 <w:sz w:val="16"/>
               </w:rPr>
-              <w:t>—</w:t>
+              <w:t>s02q33, s01q00b</w:t>
             </w:r>
           </w:p>
         </w:tc>
@@ -2375,7 +2375,7 @@
                 <w:i w:val="0"/>
                 <w:sz w:val="17"/>
               </w:rPr>
-              <w:t>Incohérence!!! seulement les écoles privées paient les frais de scolarité (y compris les frais d'inscription).</w:t>
+              <w:t>Incoherent!!! La dernière fois que SOULEYMANE NATOUBE a  fréquenté l'école est 9999.</w:t>
             </w:r>
           </w:p>
         </w:tc>
@@ -2434,7 +2434,7 @@
                 <w:color w:val="16A34A"/>
                 <w:sz w:val="16"/>
               </w:rPr>
-              <w:t>s02q33, s01q00b</w:t>
+              <w:t>—</w:t>
             </w:r>
           </w:p>
         </w:tc>
@@ -2465,7 +2465,7 @@
                 <w:i w:val="0"/>
                 <w:sz w:val="17"/>
               </w:rPr>
-              <w:t>Incoherent!!! La dernière fois que SOULEYMANE NATOUBE a  fréquenté l'école est 9999.</w:t>
+              <w:t>Incohérent!! Le niveau d'instruction déclaré par l'un des enfants () au niveau de la section 1 de AISSATOU DIOUF diffère de celui donné par AISSATOU DIOUF lui-même qui affirme ne pas avoir frequenté l'école formelle.</w:t>
             </w:r>
           </w:p>
         </w:tc>
@@ -2555,7 +2555,7 @@
                 <w:i w:val="0"/>
                 <w:sz w:val="17"/>
               </w:rPr>
-              <w:t>Incohérent!! Le niveau d'instruction déclaré par l'un des enfants () au niveau de la section 1 de AISSATOU DIOUF diffère de celui donné par AISSATOU DIOUF lui-même qui affirme ne pas avoir frequenté l'école formelle.</w:t>
+              <w:t>Incohérent!! Le niveau d'instruction déclaré par l'un des enfants () au niveau de la section 1 de SARATA BA diffère de celui donné par SARATA BA lui-même qui affirme ne pas avoir frequenté l'école formelle.</w:t>
             </w:r>
           </w:p>
         </w:tc>
@@ -2645,7 +2645,7 @@
                 <w:i w:val="0"/>
                 <w:sz w:val="17"/>
               </w:rPr>
-              <w:t>Incohérent!! Le niveau d'instruction déclaré par l'un des enfants () au niveau de la section 1 de SARATA BA diffère de celui donné par SARATA BA lui-même qui affirme ne pas avoir frequenté l'école formelle.</w:t>
+              <w:t>Incohérent!! Le niveau d'instruction déclaré par l'un des enfants () au niveau de la section 1 de SOULEYMANE NDOUR diffère de celui donné par SOULEYMANE NDOUR lui-même qui affirme ne pas avoir frequenté l'école formelle.</w:t>
             </w:r>
           </w:p>
         </w:tc>
@@ -2678,6 +2678,1896 @@
                 <w:i w:val="0"/>
                 <w:sz w:val="16"/>
               </w:rPr>
+              <w:t>S03</w:t>
+              <w:br/>
+            </w:r>
+            <w:r>
+              <w:rPr>
+                <w:b w:val="0"/>
+                <w:i w:val="0"/>
+                <w:color w:val="64748B"/>
+                <w:sz w:val="14"/>
+              </w:rPr>
+              <w:t>Santé</w:t>
+            </w:r>
+          </w:p>
+        </w:tc>
+        <w:tc>
+          <w:tcPr>
+            <w:tcW w:type="dxa" w:w="1531"/>
+          </w:tcPr>
+          <w:p>
+            <w:r>
+              <w:rPr>
+                <w:b/>
+                <w:i w:val="0"/>
+                <w:color w:val="16A34A"/>
+                <w:sz w:val="16"/>
+              </w:rPr>
+              <w:t>—</w:t>
+            </w:r>
+          </w:p>
+        </w:tc>
+        <w:tc>
+          <w:tcPr>
+            <w:tcW w:type="dxa" w:w="1191"/>
+          </w:tcPr>
+          <w:p>
+            <w:r>
+              <w:rPr>
+                <w:b w:val="0"/>
+                <w:i w:val="0"/>
+                <w:color w:val="64748B"/>
+                <w:sz w:val="16"/>
+              </w:rPr>
+              <w:t>GT-CQ</w:t>
+            </w:r>
+          </w:p>
+        </w:tc>
+        <w:tc>
+          <w:tcPr>
+            <w:tcW w:type="dxa" w:w="4706"/>
+          </w:tcPr>
+          <w:p>
+            <w:r>
+              <w:rPr>
+                <w:b w:val="0"/>
+                <w:i w:val="0"/>
+                <w:sz w:val="17"/>
+              </w:rPr>
+              <w:t>Incohérent !!! AMINATA SONKO s'est consulté la première fois pour cette maladie (Autre) chez un médecin généraliste et vous dites que  AMINATA SONKO n'est pas concerné par le montant des frais de consultation d'un médecin généraliste (3.14=9999).</w:t>
+            </w:r>
+          </w:p>
+        </w:tc>
+      </w:tr>
+      <w:tr>
+        <w:tc>
+          <w:tcPr>
+            <w:tcW w:type="dxa" w:w="964"/>
+          </w:tcPr>
+          <w:p>
+            <w:r>
+              <w:rPr>
+                <w:b/>
+                <w:i w:val="0"/>
+                <w:color w:val="DC2626"/>
+                <w:sz w:val="16"/>
+              </w:rPr>
+              <w:t>Haute</w:t>
+            </w:r>
+          </w:p>
+        </w:tc>
+        <w:tc>
+          <w:tcPr>
+            <w:tcW w:type="dxa" w:w="1247"/>
+          </w:tcPr>
+          <w:p>
+            <w:r>
+              <w:rPr>
+                <w:b/>
+                <w:i w:val="0"/>
+                <w:sz w:val="16"/>
+              </w:rPr>
+              <w:t>S03</w:t>
+              <w:br/>
+            </w:r>
+            <w:r>
+              <w:rPr>
+                <w:b w:val="0"/>
+                <w:i w:val="0"/>
+                <w:color w:val="64748B"/>
+                <w:sz w:val="14"/>
+              </w:rPr>
+              <w:t>Santé</w:t>
+            </w:r>
+          </w:p>
+        </w:tc>
+        <w:tc>
+          <w:tcPr>
+            <w:tcW w:type="dxa" w:w="1531"/>
+          </w:tcPr>
+          <w:p>
+            <w:r>
+              <w:rPr>
+                <w:b/>
+                <w:i w:val="0"/>
+                <w:color w:val="16A34A"/>
+                <w:sz w:val="16"/>
+              </w:rPr>
+              <w:t>—</w:t>
+            </w:r>
+          </w:p>
+        </w:tc>
+        <w:tc>
+          <w:tcPr>
+            <w:tcW w:type="dxa" w:w="1191"/>
+          </w:tcPr>
+          <w:p>
+            <w:r>
+              <w:rPr>
+                <w:b w:val="0"/>
+                <w:i w:val="0"/>
+                <w:color w:val="64748B"/>
+                <w:sz w:val="16"/>
+              </w:rPr>
+              <w:t>GT-CQ</w:t>
+            </w:r>
+          </w:p>
+        </w:tc>
+        <w:tc>
+          <w:tcPr>
+            <w:tcW w:type="dxa" w:w="4706"/>
+          </w:tcPr>
+          <w:p>
+            <w:r>
+              <w:rPr>
+                <w:b w:val="0"/>
+                <w:i w:val="0"/>
+                <w:sz w:val="17"/>
+              </w:rPr>
+              <w:t>Prière de verifier cette incohérence auprès de l'enquêté ou confirmer.</w:t>
+            </w:r>
+          </w:p>
+        </w:tc>
+      </w:tr>
+      <w:tr>
+        <w:tc>
+          <w:tcPr>
+            <w:tcW w:type="dxa" w:w="964"/>
+          </w:tcPr>
+          <w:p>
+            <w:r>
+              <w:rPr>
+                <w:b/>
+                <w:i w:val="0"/>
+                <w:color w:val="DC2626"/>
+                <w:sz w:val="16"/>
+              </w:rPr>
+              <w:t>Haute</w:t>
+            </w:r>
+          </w:p>
+        </w:tc>
+        <w:tc>
+          <w:tcPr>
+            <w:tcW w:type="dxa" w:w="1247"/>
+          </w:tcPr>
+          <w:p>
+            <w:r>
+              <w:rPr>
+                <w:b/>
+                <w:i w:val="0"/>
+                <w:sz w:val="16"/>
+              </w:rPr>
+              <w:t>S11</w:t>
+              <w:br/>
+            </w:r>
+            <w:r>
+              <w:rPr>
+                <w:b w:val="0"/>
+                <w:i w:val="0"/>
+                <w:color w:val="64748B"/>
+                <w:sz w:val="14"/>
+              </w:rPr>
+              <w:t>Logement / cadre de vie</w:t>
+            </w:r>
+          </w:p>
+        </w:tc>
+        <w:tc>
+          <w:tcPr>
+            <w:tcW w:type="dxa" w:w="1531"/>
+          </w:tcPr>
+          <w:p>
+            <w:r>
+              <w:rPr>
+                <w:b/>
+                <w:i w:val="0"/>
+                <w:color w:val="16A34A"/>
+                <w:sz w:val="16"/>
+              </w:rPr>
+              <w:t>s01q36, s01q38, s04q24, s02q13, s11q35a, s11q35b_code</w:t>
+            </w:r>
+          </w:p>
+        </w:tc>
+        <w:tc>
+          <w:tcPr>
+            <w:tcW w:type="dxa" w:w="1191"/>
+          </w:tcPr>
+          <w:p>
+            <w:r>
+              <w:rPr>
+                <w:b w:val="0"/>
+                <w:i w:val="0"/>
+                <w:color w:val="64748B"/>
+                <w:sz w:val="16"/>
+              </w:rPr>
+              <w:t>GT-CQ</w:t>
+            </w:r>
+          </w:p>
+        </w:tc>
+        <w:tc>
+          <w:tcPr>
+            <w:tcW w:type="dxa" w:w="4706"/>
+          </w:tcPr>
+          <w:p>
+            <w:r>
+              <w:rPr>
+                <w:b w:val="0"/>
+                <w:i w:val="0"/>
+                <w:sz w:val="17"/>
+              </w:rPr>
+              <w:t>Le montant de la dernière facture d'électricité est de 56000 FCFA Mensuel qui semble incohérent, Prière de vérifier les questions 11.35a et 11.35b auprès du ménage ou confirmer.</w:t>
+            </w:r>
+          </w:p>
+        </w:tc>
+      </w:tr>
+      <w:tr>
+        <w:tc>
+          <w:tcPr>
+            <w:tcW w:type="dxa" w:w="964"/>
+          </w:tcPr>
+          <w:p>
+            <w:r>
+              <w:rPr>
+                <w:b/>
+                <w:i w:val="0"/>
+                <w:color w:val="DC2626"/>
+                <w:sz w:val="16"/>
+              </w:rPr>
+              <w:t>Haute</w:t>
+            </w:r>
+          </w:p>
+        </w:tc>
+        <w:tc>
+          <w:tcPr>
+            <w:tcW w:type="dxa" w:w="1247"/>
+          </w:tcPr>
+          <w:p>
+            <w:r>
+              <w:rPr>
+                <w:b/>
+                <w:i w:val="0"/>
+                <w:sz w:val="16"/>
+              </w:rPr>
+              <w:t>S11</w:t>
+              <w:br/>
+            </w:r>
+            <w:r>
+              <w:rPr>
+                <w:b w:val="0"/>
+                <w:i w:val="0"/>
+                <w:color w:val="64748B"/>
+                <w:sz w:val="14"/>
+              </w:rPr>
+              <w:t>Logement / cadre de vie</w:t>
+            </w:r>
+          </w:p>
+        </w:tc>
+        <w:tc>
+          <w:tcPr>
+            <w:tcW w:type="dxa" w:w="1531"/>
+          </w:tcPr>
+          <w:p>
+            <w:r>
+              <w:rPr>
+                <w:b/>
+                <w:i w:val="0"/>
+                <w:color w:val="16A34A"/>
+                <w:sz w:val="16"/>
+              </w:rPr>
+              <w:t>s01q03a, s01q03b, s01q03c, s11q32, s11q36, s11q36_code</w:t>
+            </w:r>
+          </w:p>
+        </w:tc>
+        <w:tc>
+          <w:tcPr>
+            <w:tcW w:type="dxa" w:w="1191"/>
+          </w:tcPr>
+          <w:p>
+            <w:r>
+              <w:rPr>
+                <w:b w:val="0"/>
+                <w:i w:val="0"/>
+                <w:color w:val="64748B"/>
+                <w:sz w:val="16"/>
+              </w:rPr>
+              <w:t>GT-CQ</w:t>
+            </w:r>
+          </w:p>
+        </w:tc>
+        <w:tc>
+          <w:tcPr>
+            <w:tcW w:type="dxa" w:w="4706"/>
+          </w:tcPr>
+          <w:p>
+            <w:r>
+              <w:rPr>
+                <w:b w:val="0"/>
+                <w:i w:val="0"/>
+                <w:sz w:val="17"/>
+              </w:rPr>
+              <w:t>Le ménage  est connecté à un réseau électrique donc à accès à l'électricité avec EDM malgré qu'elle ne soit pas disponible à 100%, le même ménage déclare comme principale source d'éclairage du logement la Lampe à pile/Lampe solaire qui est incohérent.</w:t>
+            </w:r>
+          </w:p>
+        </w:tc>
+      </w:tr>
+      <w:tr>
+        <w:tc>
+          <w:tcPr>
+            <w:tcW w:type="dxa" w:w="964"/>
+          </w:tcPr>
+          <w:p>
+            <w:r>
+              <w:rPr>
+                <w:b/>
+                <w:i w:val="0"/>
+                <w:color w:val="DC2626"/>
+                <w:sz w:val="16"/>
+              </w:rPr>
+              <w:t>Haute</w:t>
+            </w:r>
+          </w:p>
+        </w:tc>
+        <w:tc>
+          <w:tcPr>
+            <w:tcW w:type="dxa" w:w="1247"/>
+          </w:tcPr>
+          <w:p>
+            <w:r>
+              <w:rPr>
+                <w:b/>
+                <w:i w:val="0"/>
+                <w:sz w:val="16"/>
+              </w:rPr>
+              <w:t>S12</w:t>
+              <w:br/>
+            </w:r>
+            <w:r>
+              <w:rPr>
+                <w:b w:val="0"/>
+                <w:i w:val="0"/>
+                <w:color w:val="64748B"/>
+                <w:sz w:val="14"/>
+              </w:rPr>
+              <w:t>Avoirs / biens durables</w:t>
+            </w:r>
+          </w:p>
+        </w:tc>
+        <w:tc>
+          <w:tcPr>
+            <w:tcW w:type="dxa" w:w="1531"/>
+          </w:tcPr>
+          <w:p>
+            <w:r>
+              <w:rPr>
+                <w:b/>
+                <w:i w:val="0"/>
+                <w:color w:val="16A34A"/>
+                <w:sz w:val="16"/>
+              </w:rPr>
+              <w:t>s00q08, s01q28, s01q29, s01q30, s02q01__2, s02q02__2, s03q20, s04q22</w:t>
+            </w:r>
+          </w:p>
+        </w:tc>
+        <w:tc>
+          <w:tcPr>
+            <w:tcW w:type="dxa" w:w="1191"/>
+          </w:tcPr>
+          <w:p>
+            <w:r>
+              <w:rPr>
+                <w:b w:val="0"/>
+                <w:i w:val="0"/>
+                <w:color w:val="64748B"/>
+                <w:sz w:val="16"/>
+              </w:rPr>
+              <w:t>GT-CQ</w:t>
+            </w:r>
+          </w:p>
+        </w:tc>
+        <w:tc>
+          <w:tcPr>
+            <w:tcW w:type="dxa" w:w="4706"/>
+          </w:tcPr>
+          <w:p>
+            <w:r>
+              <w:rPr>
+                <w:b w:val="0"/>
+                <w:i w:val="0"/>
+                <w:sz w:val="17"/>
+              </w:rPr>
+              <w:t>Le prix d'achat de l'article  Lit est nul (achété à 0fcfa) mais le prix de revente est different de 0 impossible, prière de verifier et corriger.</w:t>
+            </w:r>
+          </w:p>
+        </w:tc>
+      </w:tr>
+      <w:tr>
+        <w:tc>
+          <w:tcPr>
+            <w:tcW w:type="dxa" w:w="964"/>
+          </w:tcPr>
+          <w:p>
+            <w:r>
+              <w:rPr>
+                <w:b/>
+                <w:i w:val="0"/>
+                <w:color w:val="DC2626"/>
+                <w:sz w:val="16"/>
+              </w:rPr>
+              <w:t>Haute</w:t>
+            </w:r>
+          </w:p>
+        </w:tc>
+        <w:tc>
+          <w:tcPr>
+            <w:tcW w:type="dxa" w:w="1247"/>
+          </w:tcPr>
+          <w:p>
+            <w:r>
+              <w:rPr>
+                <w:b/>
+                <w:i w:val="0"/>
+                <w:sz w:val="16"/>
+              </w:rPr>
+              <w:t>S16</w:t>
+              <w:br/>
+            </w:r>
+            <w:r>
+              <w:rPr>
+                <w:b w:val="0"/>
+                <w:i w:val="0"/>
+                <w:color w:val="64748B"/>
+                <w:sz w:val="14"/>
+              </w:rPr>
+              <w:t>Agriculture</w:t>
+            </w:r>
+          </w:p>
+        </w:tc>
+        <w:tc>
+          <w:tcPr>
+            <w:tcW w:type="dxa" w:w="1531"/>
+          </w:tcPr>
+          <w:p>
+            <w:r>
+              <w:rPr>
+                <w:b/>
+                <w:i w:val="0"/>
+                <w:color w:val="16A34A"/>
+                <w:sz w:val="16"/>
+              </w:rPr>
+              <w:t>—</w:t>
+            </w:r>
+          </w:p>
+        </w:tc>
+        <w:tc>
+          <w:tcPr>
+            <w:tcW w:type="dxa" w:w="1191"/>
+          </w:tcPr>
+          <w:p>
+            <w:r>
+              <w:rPr>
+                <w:b w:val="0"/>
+                <w:i w:val="0"/>
+                <w:color w:val="64748B"/>
+                <w:sz w:val="16"/>
+              </w:rPr>
+              <w:t>GT-CQ</w:t>
+            </w:r>
+          </w:p>
+        </w:tc>
+        <w:tc>
+          <w:tcPr>
+            <w:tcW w:type="dxa" w:w="4706"/>
+          </w:tcPr>
+          <w:p>
+            <w:r>
+              <w:rPr>
+                <w:b w:val="0"/>
+                <w:i w:val="0"/>
+                <w:sz w:val="17"/>
+              </w:rPr>
+              <w:t>Prière de corriger cette incohérence.</w:t>
+            </w:r>
+          </w:p>
+        </w:tc>
+      </w:tr>
+      <w:tr>
+        <w:tc>
+          <w:tcPr>
+            <w:tcW w:type="dxa" w:w="964"/>
+          </w:tcPr>
+          <w:p>
+            <w:r>
+              <w:rPr>
+                <w:b/>
+                <w:i w:val="0"/>
+                <w:color w:val="EA580C"/>
+                <w:sz w:val="16"/>
+              </w:rPr>
+              <w:t>Moyenne</w:t>
+            </w:r>
+          </w:p>
+        </w:tc>
+        <w:tc>
+          <w:tcPr>
+            <w:tcW w:type="dxa" w:w="1247"/>
+          </w:tcPr>
+          <w:p>
+            <w:r>
+              <w:rPr>
+                <w:b/>
+                <w:i w:val="0"/>
+                <w:sz w:val="16"/>
+              </w:rPr>
+              <w:t>S00</w:t>
+              <w:br/>
+            </w:r>
+            <w:r>
+              <w:rPr>
+                <w:b w:val="0"/>
+                <w:i w:val="0"/>
+                <w:color w:val="64748B"/>
+                <w:sz w:val="14"/>
+              </w:rPr>
+              <w:t>Identification</w:t>
+            </w:r>
+          </w:p>
+        </w:tc>
+        <w:tc>
+          <w:tcPr>
+            <w:tcW w:type="dxa" w:w="1531"/>
+          </w:tcPr>
+          <w:p>
+            <w:r>
+              <w:rPr>
+                <w:b/>
+                <w:i w:val="0"/>
+                <w:color w:val="16A34A"/>
+                <w:sz w:val="16"/>
+              </w:rPr>
+              <w:t>s00q27</w:t>
+            </w:r>
+          </w:p>
+        </w:tc>
+        <w:tc>
+          <w:tcPr>
+            <w:tcW w:type="dxa" w:w="1191"/>
+          </w:tcPr>
+          <w:p>
+            <w:r>
+              <w:rPr>
+                <w:b w:val="0"/>
+                <w:i w:val="0"/>
+                <w:color w:val="64748B"/>
+                <w:sz w:val="16"/>
+              </w:rPr>
+              <w:t>GT-CQ</w:t>
+            </w:r>
+          </w:p>
+        </w:tc>
+        <w:tc>
+          <w:tcPr>
+            <w:tcW w:type="dxa" w:w="4706"/>
+          </w:tcPr>
+          <w:p>
+            <w:r>
+              <w:rPr>
+                <w:b w:val="0"/>
+                <w:i w:val="0"/>
+                <w:sz w:val="17"/>
+              </w:rPr>
+              <w:t>Le questionnaire semble ne pas être complètement fini mais le questionnaire est en statut complet, prière de compléter le questionnaire.</w:t>
+            </w:r>
+          </w:p>
+        </w:tc>
+      </w:tr>
+      <w:tr>
+        <w:tc>
+          <w:tcPr>
+            <w:tcW w:type="dxa" w:w="964"/>
+          </w:tcPr>
+          <w:p>
+            <w:r>
+              <w:rPr>
+                <w:b/>
+                <w:i w:val="0"/>
+                <w:color w:val="EA580C"/>
+                <w:sz w:val="16"/>
+              </w:rPr>
+              <w:t>Moyenne</w:t>
+            </w:r>
+          </w:p>
+        </w:tc>
+        <w:tc>
+          <w:tcPr>
+            <w:tcW w:type="dxa" w:w="1247"/>
+          </w:tcPr>
+          <w:p>
+            <w:r>
+              <w:rPr>
+                <w:b/>
+                <w:i w:val="0"/>
+                <w:sz w:val="16"/>
+              </w:rPr>
+              <w:t>S00</w:t>
+              <w:br/>
+            </w:r>
+            <w:r>
+              <w:rPr>
+                <w:b w:val="0"/>
+                <w:i w:val="0"/>
+                <w:color w:val="64748B"/>
+                <w:sz w:val="14"/>
+              </w:rPr>
+              <w:t>Identification</w:t>
+            </w:r>
+          </w:p>
+        </w:tc>
+        <w:tc>
+          <w:tcPr>
+            <w:tcW w:type="dxa" w:w="1531"/>
+          </w:tcPr>
+          <w:p>
+            <w:r>
+              <w:rPr>
+                <w:b/>
+                <w:i w:val="0"/>
+                <w:color w:val="16A34A"/>
+                <w:sz w:val="16"/>
+              </w:rPr>
+              <w:t>—</w:t>
+            </w:r>
+          </w:p>
+        </w:tc>
+        <w:tc>
+          <w:tcPr>
+            <w:tcW w:type="dxa" w:w="1191"/>
+          </w:tcPr>
+          <w:p>
+            <w:r>
+              <w:rPr>
+                <w:b w:val="0"/>
+                <w:i w:val="0"/>
+                <w:color w:val="64748B"/>
+                <w:sz w:val="16"/>
+              </w:rPr>
+              <w:t>GT-CQ</w:t>
+            </w:r>
+          </w:p>
+        </w:tc>
+        <w:tc>
+          <w:tcPr>
+            <w:tcW w:type="dxa" w:w="4706"/>
+          </w:tcPr>
+          <w:p>
+            <w:r>
+              <w:rPr>
+                <w:b w:val="0"/>
+                <w:i w:val="0"/>
+                <w:sz w:val="17"/>
+              </w:rPr>
+              <w:t>L'adresse ou la localisation du ménage doit être bien renseignée, ne doit pas contenir des numéros de téléphone et elle semble courte pour être une adresse.</w:t>
+            </w:r>
+          </w:p>
+        </w:tc>
+      </w:tr>
+      <w:tr>
+        <w:tc>
+          <w:tcPr>
+            <w:tcW w:type="dxa" w:w="964"/>
+          </w:tcPr>
+          <w:p>
+            <w:r>
+              <w:rPr>
+                <w:b/>
+                <w:i w:val="0"/>
+                <w:color w:val="EA580C"/>
+                <w:sz w:val="16"/>
+              </w:rPr>
+              <w:t>Moyenne</w:t>
+            </w:r>
+          </w:p>
+        </w:tc>
+        <w:tc>
+          <w:tcPr>
+            <w:tcW w:type="dxa" w:w="1247"/>
+          </w:tcPr>
+          <w:p>
+            <w:r>
+              <w:rPr>
+                <w:b/>
+                <w:i w:val="0"/>
+                <w:sz w:val="16"/>
+              </w:rPr>
+              <w:t>S00</w:t>
+              <w:br/>
+            </w:r>
+            <w:r>
+              <w:rPr>
+                <w:b w:val="0"/>
+                <w:i w:val="0"/>
+                <w:color w:val="64748B"/>
+                <w:sz w:val="14"/>
+              </w:rPr>
+              <w:t>Identification</w:t>
+            </w:r>
+          </w:p>
+        </w:tc>
+        <w:tc>
+          <w:tcPr>
+            <w:tcW w:type="dxa" w:w="1531"/>
+          </w:tcPr>
+          <w:p>
+            <w:r>
+              <w:rPr>
+                <w:b/>
+                <w:i w:val="0"/>
+                <w:color w:val="16A34A"/>
+                <w:sz w:val="16"/>
+              </w:rPr>
+              <w:t>—</w:t>
+            </w:r>
+          </w:p>
+        </w:tc>
+        <w:tc>
+          <w:tcPr>
+            <w:tcW w:type="dxa" w:w="1191"/>
+          </w:tcPr>
+          <w:p>
+            <w:r>
+              <w:rPr>
+                <w:b w:val="0"/>
+                <w:i w:val="0"/>
+                <w:color w:val="64748B"/>
+                <w:sz w:val="16"/>
+              </w:rPr>
+              <w:t>GT-CQ</w:t>
+            </w:r>
+          </w:p>
+        </w:tc>
+        <w:tc>
+          <w:tcPr>
+            <w:tcW w:type="dxa" w:w="4706"/>
+          </w:tcPr>
+          <w:p>
+            <w:r>
+              <w:rPr>
+                <w:b w:val="0"/>
+                <w:i w:val="0"/>
+                <w:sz w:val="17"/>
+              </w:rPr>
+              <w:t>Prière de renseigner la bonne adresse.Attention! Il manque des informations non renseignées dans la section 0, prière de regarder toutes les autres informations dans l'identification du ménage (IDENTIFICATION ET RENSEIGNEMENTS DE CONTROLE) ou dans OBSERVATIONS pour pouvoir renseigné toutes les questions liées au ménage.</w:t>
+            </w:r>
+          </w:p>
+        </w:tc>
+      </w:tr>
+      <w:tr>
+        <w:tc>
+          <w:tcPr>
+            <w:tcW w:type="dxa" w:w="964"/>
+          </w:tcPr>
+          <w:p>
+            <w:r>
+              <w:rPr>
+                <w:b/>
+                <w:i w:val="0"/>
+                <w:color w:val="EA580C"/>
+                <w:sz w:val="16"/>
+              </w:rPr>
+              <w:t>Moyenne</w:t>
+            </w:r>
+          </w:p>
+        </w:tc>
+        <w:tc>
+          <w:tcPr>
+            <w:tcW w:type="dxa" w:w="1247"/>
+          </w:tcPr>
+          <w:p>
+            <w:r>
+              <w:rPr>
+                <w:b/>
+                <w:i w:val="0"/>
+                <w:sz w:val="16"/>
+              </w:rPr>
+              <w:t>S00</w:t>
+              <w:br/>
+            </w:r>
+            <w:r>
+              <w:rPr>
+                <w:b w:val="0"/>
+                <w:i w:val="0"/>
+                <w:color w:val="64748B"/>
+                <w:sz w:val="14"/>
+              </w:rPr>
+              <w:t>Identification</w:t>
+            </w:r>
+          </w:p>
+        </w:tc>
+        <w:tc>
+          <w:tcPr>
+            <w:tcW w:type="dxa" w:w="1531"/>
+          </w:tcPr>
+          <w:p>
+            <w:r>
+              <w:rPr>
+                <w:b/>
+                <w:i w:val="0"/>
+                <w:color w:val="16A34A"/>
+                <w:sz w:val="16"/>
+              </w:rPr>
+              <w:t>s00q14, s00q16, s00q18</w:t>
+            </w:r>
+          </w:p>
+        </w:tc>
+        <w:tc>
+          <w:tcPr>
+            <w:tcW w:type="dxa" w:w="1191"/>
+          </w:tcPr>
+          <w:p>
+            <w:r>
+              <w:rPr>
+                <w:b w:val="0"/>
+                <w:i w:val="0"/>
+                <w:color w:val="64748B"/>
+                <w:sz w:val="16"/>
+              </w:rPr>
+              <w:t>GT-CQ</w:t>
+            </w:r>
+          </w:p>
+        </w:tc>
+        <w:tc>
+          <w:tcPr>
+            <w:tcW w:type="dxa" w:w="4706"/>
+          </w:tcPr>
+          <w:p>
+            <w:r>
+              <w:rPr>
+                <w:b w:val="0"/>
+                <w:i w:val="0"/>
+                <w:sz w:val="17"/>
+              </w:rPr>
+              <w:t>Attention! Veillez bien renseigner les contacts dans les questions de 0.14 ou 0.16 ou 0.18.</w:t>
+            </w:r>
+          </w:p>
+        </w:tc>
+      </w:tr>
+      <w:tr>
+        <w:tc>
+          <w:tcPr>
+            <w:tcW w:type="dxa" w:w="964"/>
+          </w:tcPr>
+          <w:p>
+            <w:r>
+              <w:rPr>
+                <w:b/>
+                <w:i w:val="0"/>
+                <w:color w:val="EA580C"/>
+                <w:sz w:val="16"/>
+              </w:rPr>
+              <w:t>Moyenne</w:t>
+            </w:r>
+          </w:p>
+        </w:tc>
+        <w:tc>
+          <w:tcPr>
+            <w:tcW w:type="dxa" w:w="1247"/>
+          </w:tcPr>
+          <w:p>
+            <w:r>
+              <w:rPr>
+                <w:b/>
+                <w:i w:val="0"/>
+                <w:sz w:val="16"/>
+              </w:rPr>
+              <w:t>S01</w:t>
+              <w:br/>
+            </w:r>
+            <w:r>
+              <w:rPr>
+                <w:b w:val="0"/>
+                <w:i w:val="0"/>
+                <w:color w:val="64748B"/>
+                <w:sz w:val="14"/>
+              </w:rPr>
+              <w:t>Démographie</w:t>
+            </w:r>
+          </w:p>
+        </w:tc>
+        <w:tc>
+          <w:tcPr>
+            <w:tcW w:type="dxa" w:w="1531"/>
+          </w:tcPr>
+          <w:p>
+            <w:r>
+              <w:rPr>
+                <w:b/>
+                <w:i w:val="0"/>
+                <w:color w:val="16A34A"/>
+                <w:sz w:val="16"/>
+              </w:rPr>
+              <w:t>s1q05</w:t>
+            </w:r>
+          </w:p>
+        </w:tc>
+        <w:tc>
+          <w:tcPr>
+            <w:tcW w:type="dxa" w:w="1191"/>
+          </w:tcPr>
+          <w:p>
+            <w:r>
+              <w:rPr>
+                <w:b w:val="0"/>
+                <w:i w:val="0"/>
+                <w:color w:val="64748B"/>
+                <w:sz w:val="16"/>
+              </w:rPr>
+              <w:t>GT-CQ</w:t>
+            </w:r>
+          </w:p>
+        </w:tc>
+        <w:tc>
+          <w:tcPr>
+            <w:tcW w:type="dxa" w:w="4706"/>
+          </w:tcPr>
+          <w:p>
+            <w:r>
+              <w:rPr>
+                <w:b w:val="0"/>
+                <w:i w:val="0"/>
+                <w:sz w:val="17"/>
+              </w:rPr>
+              <w:t>Attention! Il ne devrait pas avoir NC parmis les modalité de la variable s1q05.</w:t>
+            </w:r>
+          </w:p>
+        </w:tc>
+      </w:tr>
+      <w:tr>
+        <w:tc>
+          <w:tcPr>
+            <w:tcW w:type="dxa" w:w="964"/>
+          </w:tcPr>
+          <w:p>
+            <w:r>
+              <w:rPr>
+                <w:b/>
+                <w:i w:val="0"/>
+                <w:color w:val="EA580C"/>
+                <w:sz w:val="16"/>
+              </w:rPr>
+              <w:t>Moyenne</w:t>
+            </w:r>
+          </w:p>
+        </w:tc>
+        <w:tc>
+          <w:tcPr>
+            <w:tcW w:type="dxa" w:w="1247"/>
+          </w:tcPr>
+          <w:p>
+            <w:r>
+              <w:rPr>
+                <w:b/>
+                <w:i w:val="0"/>
+                <w:sz w:val="16"/>
+              </w:rPr>
+              <w:t>S01</w:t>
+              <w:br/>
+            </w:r>
+            <w:r>
+              <w:rPr>
+                <w:b w:val="0"/>
+                <w:i w:val="0"/>
+                <w:color w:val="64748B"/>
+                <w:sz w:val="14"/>
+              </w:rPr>
+              <w:t>Démographie</w:t>
+            </w:r>
+          </w:p>
+        </w:tc>
+        <w:tc>
+          <w:tcPr>
+            <w:tcW w:type="dxa" w:w="1531"/>
+          </w:tcPr>
+          <w:p>
+            <w:r>
+              <w:rPr>
+                <w:b/>
+                <w:i w:val="0"/>
+                <w:color w:val="16A34A"/>
+                <w:sz w:val="16"/>
+              </w:rPr>
+              <w:t>—</w:t>
+            </w:r>
+          </w:p>
+        </w:tc>
+        <w:tc>
+          <w:tcPr>
+            <w:tcW w:type="dxa" w:w="1191"/>
+          </w:tcPr>
+          <w:p>
+            <w:r>
+              <w:rPr>
+                <w:b w:val="0"/>
+                <w:i w:val="0"/>
+                <w:color w:val="64748B"/>
+                <w:sz w:val="16"/>
+              </w:rPr>
+              <w:t>GT-CQ</w:t>
+            </w:r>
+          </w:p>
+        </w:tc>
+        <w:tc>
+          <w:tcPr>
+            <w:tcW w:type="dxa" w:w="4706"/>
+          </w:tcPr>
+          <w:p>
+            <w:r>
+              <w:rPr>
+                <w:b w:val="0"/>
+                <w:i w:val="0"/>
+                <w:sz w:val="17"/>
+              </w:rPr>
+              <w:t>Soit SOULEYMANE NATOUBE dispose d'un acte de naissance soit n'en dispose pas.</w:t>
+            </w:r>
+          </w:p>
+        </w:tc>
+      </w:tr>
+      <w:tr>
+        <w:tc>
+          <w:tcPr>
+            <w:tcW w:type="dxa" w:w="964"/>
+          </w:tcPr>
+          <w:p>
+            <w:r>
+              <w:rPr>
+                <w:b/>
+                <w:i w:val="0"/>
+                <w:color w:val="EA580C"/>
+                <w:sz w:val="16"/>
+              </w:rPr>
+              <w:t>Moyenne</w:t>
+            </w:r>
+          </w:p>
+        </w:tc>
+        <w:tc>
+          <w:tcPr>
+            <w:tcW w:type="dxa" w:w="1247"/>
+          </w:tcPr>
+          <w:p>
+            <w:r>
+              <w:rPr>
+                <w:b/>
+                <w:i w:val="0"/>
+                <w:sz w:val="16"/>
+              </w:rPr>
+              <w:t>S01</w:t>
+              <w:br/>
+            </w:r>
+            <w:r>
+              <w:rPr>
+                <w:b w:val="0"/>
+                <w:i w:val="0"/>
+                <w:color w:val="64748B"/>
+                <w:sz w:val="14"/>
+              </w:rPr>
+              <w:t>Démographie</w:t>
+            </w:r>
+          </w:p>
+        </w:tc>
+        <w:tc>
+          <w:tcPr>
+            <w:tcW w:type="dxa" w:w="1531"/>
+          </w:tcPr>
+          <w:p>
+            <w:r>
+              <w:rPr>
+                <w:b/>
+                <w:i w:val="0"/>
+                <w:color w:val="16A34A"/>
+                <w:sz w:val="16"/>
+              </w:rPr>
+              <w:t>—</w:t>
+            </w:r>
+          </w:p>
+        </w:tc>
+        <w:tc>
+          <w:tcPr>
+            <w:tcW w:type="dxa" w:w="1191"/>
+          </w:tcPr>
+          <w:p>
+            <w:r>
+              <w:rPr>
+                <w:b w:val="0"/>
+                <w:i w:val="0"/>
+                <w:color w:val="64748B"/>
+                <w:sz w:val="16"/>
+              </w:rPr>
+              <w:t>GT-CQ</w:t>
+            </w:r>
+          </w:p>
+        </w:tc>
+        <w:tc>
+          <w:tcPr>
+            <w:tcW w:type="dxa" w:w="4706"/>
+          </w:tcPr>
+          <w:p>
+            <w:r>
+              <w:rPr>
+                <w:b w:val="0"/>
+                <w:i w:val="0"/>
+                <w:sz w:val="17"/>
+              </w:rPr>
+              <w:t>Prière de verifier l'information donnée par BOUBACAR NDOUR ou corriger au niveau de la section 1.</w:t>
+            </w:r>
+          </w:p>
+        </w:tc>
+      </w:tr>
+      <w:tr>
+        <w:tc>
+          <w:tcPr>
+            <w:tcW w:type="dxa" w:w="964"/>
+          </w:tcPr>
+          <w:p>
+            <w:r>
+              <w:rPr>
+                <w:b/>
+                <w:i w:val="0"/>
+                <w:color w:val="EA580C"/>
+                <w:sz w:val="16"/>
+              </w:rPr>
+              <w:t>Moyenne</w:t>
+            </w:r>
+          </w:p>
+        </w:tc>
+        <w:tc>
+          <w:tcPr>
+            <w:tcW w:type="dxa" w:w="1247"/>
+          </w:tcPr>
+          <w:p>
+            <w:r>
+              <w:rPr>
+                <w:b/>
+                <w:i w:val="0"/>
+                <w:sz w:val="16"/>
+              </w:rPr>
+              <w:t>S01</w:t>
+              <w:br/>
+            </w:r>
+            <w:r>
+              <w:rPr>
+                <w:b w:val="0"/>
+                <w:i w:val="0"/>
+                <w:color w:val="64748B"/>
+                <w:sz w:val="14"/>
+              </w:rPr>
+              <w:t>Démographie</w:t>
+            </w:r>
+          </w:p>
+        </w:tc>
+        <w:tc>
+          <w:tcPr>
+            <w:tcW w:type="dxa" w:w="1531"/>
+          </w:tcPr>
+          <w:p>
+            <w:r>
+              <w:rPr>
+                <w:b/>
+                <w:i w:val="0"/>
+                <w:color w:val="16A34A"/>
+                <w:sz w:val="16"/>
+              </w:rPr>
+              <w:t>—</w:t>
+            </w:r>
+          </w:p>
+        </w:tc>
+        <w:tc>
+          <w:tcPr>
+            <w:tcW w:type="dxa" w:w="1191"/>
+          </w:tcPr>
+          <w:p>
+            <w:r>
+              <w:rPr>
+                <w:b w:val="0"/>
+                <w:i w:val="0"/>
+                <w:color w:val="64748B"/>
+                <w:sz w:val="16"/>
+              </w:rPr>
+              <w:t>GT-CQ</w:t>
+            </w:r>
+          </w:p>
+        </w:tc>
+        <w:tc>
+          <w:tcPr>
+            <w:tcW w:type="dxa" w:w="4706"/>
+          </w:tcPr>
+          <w:p>
+            <w:r>
+              <w:rPr>
+                <w:b w:val="0"/>
+                <w:i w:val="0"/>
+                <w:sz w:val="17"/>
+              </w:rPr>
+              <w:t>Prière de verifier l'information donnée par FATOU NDOUR ou corriger au niveau de la section 1.</w:t>
+            </w:r>
+          </w:p>
+        </w:tc>
+      </w:tr>
+      <w:tr>
+        <w:tc>
+          <w:tcPr>
+            <w:tcW w:type="dxa" w:w="964"/>
+          </w:tcPr>
+          <w:p>
+            <w:r>
+              <w:rPr>
+                <w:b/>
+                <w:i w:val="0"/>
+                <w:color w:val="EA580C"/>
+                <w:sz w:val="16"/>
+              </w:rPr>
+              <w:t>Moyenne</w:t>
+            </w:r>
+          </w:p>
+        </w:tc>
+        <w:tc>
+          <w:tcPr>
+            <w:tcW w:type="dxa" w:w="1247"/>
+          </w:tcPr>
+          <w:p>
+            <w:r>
+              <w:rPr>
+                <w:b/>
+                <w:i w:val="0"/>
+                <w:sz w:val="16"/>
+              </w:rPr>
+              <w:t>S01</w:t>
+              <w:br/>
+            </w:r>
+            <w:r>
+              <w:rPr>
+                <w:b w:val="0"/>
+                <w:i w:val="0"/>
+                <w:color w:val="64748B"/>
+                <w:sz w:val="14"/>
+              </w:rPr>
+              <w:t>Démographie</w:t>
+            </w:r>
+          </w:p>
+        </w:tc>
+        <w:tc>
+          <w:tcPr>
+            <w:tcW w:type="dxa" w:w="1531"/>
+          </w:tcPr>
+          <w:p>
+            <w:r>
+              <w:rPr>
+                <w:b/>
+                <w:i w:val="0"/>
+                <w:color w:val="16A34A"/>
+                <w:sz w:val="16"/>
+              </w:rPr>
+              <w:t>—</w:t>
+            </w:r>
+          </w:p>
+        </w:tc>
+        <w:tc>
+          <w:tcPr>
+            <w:tcW w:type="dxa" w:w="1191"/>
+          </w:tcPr>
+          <w:p>
+            <w:r>
+              <w:rPr>
+                <w:b w:val="0"/>
+                <w:i w:val="0"/>
+                <w:color w:val="64748B"/>
+                <w:sz w:val="16"/>
+              </w:rPr>
+              <w:t>GT-CQ</w:t>
+            </w:r>
+          </w:p>
+        </w:tc>
+        <w:tc>
+          <w:tcPr>
+            <w:tcW w:type="dxa" w:w="4706"/>
+          </w:tcPr>
+          <w:p>
+            <w:r>
+              <w:rPr>
+                <w:b w:val="0"/>
+                <w:i w:val="0"/>
+                <w:sz w:val="17"/>
+              </w:rPr>
+              <w:t>Prière de verifier l'information donnée par IBRAHIMA NDOUR ou corriger au niveau de la section 1.</w:t>
+            </w:r>
+          </w:p>
+        </w:tc>
+      </w:tr>
+      <w:tr>
+        <w:tc>
+          <w:tcPr>
+            <w:tcW w:type="dxa" w:w="964"/>
+          </w:tcPr>
+          <w:p>
+            <w:r>
+              <w:rPr>
+                <w:b/>
+                <w:i w:val="0"/>
+                <w:color w:val="EA580C"/>
+                <w:sz w:val="16"/>
+              </w:rPr>
+              <w:t>Moyenne</w:t>
+            </w:r>
+          </w:p>
+        </w:tc>
+        <w:tc>
+          <w:tcPr>
+            <w:tcW w:type="dxa" w:w="1247"/>
+          </w:tcPr>
+          <w:p>
+            <w:r>
+              <w:rPr>
+                <w:b/>
+                <w:i w:val="0"/>
+                <w:sz w:val="16"/>
+              </w:rPr>
+              <w:t>S01</w:t>
+              <w:br/>
+            </w:r>
+            <w:r>
+              <w:rPr>
+                <w:b w:val="0"/>
+                <w:i w:val="0"/>
+                <w:color w:val="64748B"/>
+                <w:sz w:val="14"/>
+              </w:rPr>
+              <w:t>Démographie</w:t>
+            </w:r>
+          </w:p>
+        </w:tc>
+        <w:tc>
+          <w:tcPr>
+            <w:tcW w:type="dxa" w:w="1531"/>
+          </w:tcPr>
+          <w:p>
+            <w:r>
+              <w:rPr>
+                <w:b/>
+                <w:i w:val="0"/>
+                <w:color w:val="16A34A"/>
+                <w:sz w:val="16"/>
+              </w:rPr>
+              <w:t>—</w:t>
+            </w:r>
+          </w:p>
+        </w:tc>
+        <w:tc>
+          <w:tcPr>
+            <w:tcW w:type="dxa" w:w="1191"/>
+          </w:tcPr>
+          <w:p>
+            <w:r>
+              <w:rPr>
+                <w:b w:val="0"/>
+                <w:i w:val="0"/>
+                <w:color w:val="64748B"/>
+                <w:sz w:val="16"/>
+              </w:rPr>
+              <w:t>GT-CQ</w:t>
+            </w:r>
+          </w:p>
+        </w:tc>
+        <w:tc>
+          <w:tcPr>
+            <w:tcW w:type="dxa" w:w="4706"/>
+          </w:tcPr>
+          <w:p>
+            <w:r>
+              <w:rPr>
+                <w:b w:val="0"/>
+                <w:i w:val="0"/>
+                <w:sz w:val="17"/>
+              </w:rPr>
+              <w:t>Prière de verifier l'information donnée par IDRISSA NDOUR ou corriger au niveau de la section 1.</w:t>
+            </w:r>
+          </w:p>
+        </w:tc>
+      </w:tr>
+      <w:tr>
+        <w:tc>
+          <w:tcPr>
+            <w:tcW w:type="dxa" w:w="964"/>
+          </w:tcPr>
+          <w:p>
+            <w:r>
+              <w:rPr>
+                <w:b/>
+                <w:i w:val="0"/>
+                <w:color w:val="EA580C"/>
+                <w:sz w:val="16"/>
+              </w:rPr>
+              <w:t>Moyenne</w:t>
+            </w:r>
+          </w:p>
+        </w:tc>
+        <w:tc>
+          <w:tcPr>
+            <w:tcW w:type="dxa" w:w="1247"/>
+          </w:tcPr>
+          <w:p>
+            <w:r>
+              <w:rPr>
+                <w:b/>
+                <w:i w:val="0"/>
+                <w:sz w:val="16"/>
+              </w:rPr>
+              <w:t>S01</w:t>
+              <w:br/>
+            </w:r>
+            <w:r>
+              <w:rPr>
+                <w:b w:val="0"/>
+                <w:i w:val="0"/>
+                <w:color w:val="64748B"/>
+                <w:sz w:val="14"/>
+              </w:rPr>
+              <w:t>Démographie</w:t>
+            </w:r>
+          </w:p>
+        </w:tc>
+        <w:tc>
+          <w:tcPr>
+            <w:tcW w:type="dxa" w:w="1531"/>
+          </w:tcPr>
+          <w:p>
+            <w:r>
+              <w:rPr>
+                <w:b/>
+                <w:i w:val="0"/>
+                <w:color w:val="16A34A"/>
+                <w:sz w:val="16"/>
+              </w:rPr>
+              <w:t>—</w:t>
+            </w:r>
+          </w:p>
+        </w:tc>
+        <w:tc>
+          <w:tcPr>
+            <w:tcW w:type="dxa" w:w="1191"/>
+          </w:tcPr>
+          <w:p>
+            <w:r>
+              <w:rPr>
+                <w:b w:val="0"/>
+                <w:i w:val="0"/>
+                <w:color w:val="64748B"/>
+                <w:sz w:val="16"/>
+              </w:rPr>
+              <w:t>GT-CQ</w:t>
+            </w:r>
+          </w:p>
+        </w:tc>
+        <w:tc>
+          <w:tcPr>
+            <w:tcW w:type="dxa" w:w="4706"/>
+          </w:tcPr>
+          <w:p>
+            <w:r>
+              <w:rPr>
+                <w:b w:val="0"/>
+                <w:i w:val="0"/>
+                <w:sz w:val="17"/>
+              </w:rPr>
+              <w:t>Dans le cas contraire rassurez vous que c'est bien son fils/fille biologique.</w:t>
+            </w:r>
+          </w:p>
+        </w:tc>
+      </w:tr>
+      <w:tr>
+        <w:tc>
+          <w:tcPr>
+            <w:tcW w:type="dxa" w:w="964"/>
+          </w:tcPr>
+          <w:p>
+            <w:r>
+              <w:rPr>
+                <w:b/>
+                <w:i w:val="0"/>
+                <w:color w:val="EA580C"/>
+                <w:sz w:val="16"/>
+              </w:rPr>
+              <w:t>Moyenne</w:t>
+            </w:r>
+          </w:p>
+        </w:tc>
+        <w:tc>
+          <w:tcPr>
+            <w:tcW w:type="dxa" w:w="1247"/>
+          </w:tcPr>
+          <w:p>
+            <w:r>
+              <w:rPr>
+                <w:b/>
+                <w:i w:val="0"/>
+                <w:sz w:val="16"/>
+              </w:rPr>
+              <w:t>S01</w:t>
+              <w:br/>
+            </w:r>
+            <w:r>
+              <w:rPr>
+                <w:b w:val="0"/>
+                <w:i w:val="0"/>
+                <w:color w:val="64748B"/>
+                <w:sz w:val="14"/>
+              </w:rPr>
+              <w:t>Démographie</w:t>
+            </w:r>
+          </w:p>
+        </w:tc>
+        <w:tc>
+          <w:tcPr>
+            <w:tcW w:type="dxa" w:w="1531"/>
+          </w:tcPr>
+          <w:p>
+            <w:r>
+              <w:rPr>
+                <w:b/>
+                <w:i w:val="0"/>
+                <w:color w:val="16A34A"/>
+                <w:sz w:val="16"/>
+              </w:rPr>
+              <w:t>—</w:t>
+            </w:r>
+          </w:p>
+        </w:tc>
+        <w:tc>
+          <w:tcPr>
+            <w:tcW w:type="dxa" w:w="1191"/>
+          </w:tcPr>
+          <w:p>
+            <w:r>
+              <w:rPr>
+                <w:b w:val="0"/>
+                <w:i w:val="0"/>
+                <w:color w:val="64748B"/>
+                <w:sz w:val="16"/>
+              </w:rPr>
+              <w:t>GT-CQ</w:t>
+            </w:r>
+          </w:p>
+        </w:tc>
+        <w:tc>
+          <w:tcPr>
+            <w:tcW w:type="dxa" w:w="4706"/>
+          </w:tcPr>
+          <w:p>
+            <w:r>
+              <w:rPr>
+                <w:b w:val="0"/>
+                <w:i w:val="0"/>
+                <w:sz w:val="17"/>
+              </w:rPr>
+              <w:t>Prière de verifier l'information donnée par SOULEYMANE NDOUR ou corriger au niveau de la section 1.</w:t>
+            </w:r>
+          </w:p>
+        </w:tc>
+      </w:tr>
+      <w:tr>
+        <w:tc>
+          <w:tcPr>
+            <w:tcW w:type="dxa" w:w="964"/>
+          </w:tcPr>
+          <w:p>
+            <w:r>
+              <w:rPr>
+                <w:b/>
+                <w:i w:val="0"/>
+                <w:color w:val="EA580C"/>
+                <w:sz w:val="16"/>
+              </w:rPr>
+              <w:t>Moyenne</w:t>
+            </w:r>
+          </w:p>
+        </w:tc>
+        <w:tc>
+          <w:tcPr>
+            <w:tcW w:type="dxa" w:w="1247"/>
+          </w:tcPr>
+          <w:p>
+            <w:r>
+              <w:rPr>
+                <w:b/>
+                <w:i w:val="0"/>
+                <w:sz w:val="16"/>
+              </w:rPr>
+              <w:t>S01</w:t>
+              <w:br/>
+            </w:r>
+            <w:r>
+              <w:rPr>
+                <w:b w:val="0"/>
+                <w:i w:val="0"/>
+                <w:color w:val="64748B"/>
+                <w:sz w:val="14"/>
+              </w:rPr>
+              <w:t>Démographie</w:t>
+            </w:r>
+          </w:p>
+        </w:tc>
+        <w:tc>
+          <w:tcPr>
+            <w:tcW w:type="dxa" w:w="1531"/>
+          </w:tcPr>
+          <w:p>
+            <w:r>
+              <w:rPr>
+                <w:b/>
+                <w:i w:val="0"/>
+                <w:color w:val="16A34A"/>
+                <w:sz w:val="16"/>
+              </w:rPr>
+              <w:t>—</w:t>
+            </w:r>
+          </w:p>
+        </w:tc>
+        <w:tc>
+          <w:tcPr>
+            <w:tcW w:type="dxa" w:w="1191"/>
+          </w:tcPr>
+          <w:p>
+            <w:r>
+              <w:rPr>
+                <w:b w:val="0"/>
+                <w:i w:val="0"/>
+                <w:color w:val="64748B"/>
+                <w:sz w:val="16"/>
+              </w:rPr>
+              <w:t>GT-CQ</w:t>
+            </w:r>
+          </w:p>
+        </w:tc>
+        <w:tc>
+          <w:tcPr>
+            <w:tcW w:type="dxa" w:w="4706"/>
+          </w:tcPr>
+          <w:p>
+            <w:r>
+              <w:rPr>
+                <w:b w:val="0"/>
+                <w:i w:val="0"/>
+                <w:sz w:val="17"/>
+              </w:rPr>
+              <w:t>Prière de verifier l'information donnée par MOUKHAMED NDOUR ou corriger au niveau de la section 1.</w:t>
+            </w:r>
+          </w:p>
+        </w:tc>
+      </w:tr>
+      <w:tr>
+        <w:tc>
+          <w:tcPr>
+            <w:tcW w:type="dxa" w:w="964"/>
+          </w:tcPr>
+          <w:p>
+            <w:r>
+              <w:rPr>
+                <w:b/>
+                <w:i w:val="0"/>
+                <w:color w:val="EA580C"/>
+                <w:sz w:val="16"/>
+              </w:rPr>
+              <w:t>Moyenne</w:t>
+            </w:r>
+          </w:p>
+        </w:tc>
+        <w:tc>
+          <w:tcPr>
+            <w:tcW w:type="dxa" w:w="1247"/>
+          </w:tcPr>
+          <w:p>
+            <w:r>
+              <w:rPr>
+                <w:b/>
+                <w:i w:val="0"/>
+                <w:sz w:val="16"/>
+              </w:rPr>
+              <w:t>S01</w:t>
+              <w:br/>
+            </w:r>
+            <w:r>
+              <w:rPr>
+                <w:b w:val="0"/>
+                <w:i w:val="0"/>
+                <w:color w:val="64748B"/>
+                <w:sz w:val="14"/>
+              </w:rPr>
+              <w:t>Démographie</w:t>
+            </w:r>
+          </w:p>
+        </w:tc>
+        <w:tc>
+          <w:tcPr>
+            <w:tcW w:type="dxa" w:w="1531"/>
+          </w:tcPr>
+          <w:p>
+            <w:r>
+              <w:rPr>
+                <w:b/>
+                <w:i w:val="0"/>
+                <w:color w:val="16A34A"/>
+                <w:sz w:val="16"/>
+              </w:rPr>
+              <w:t>—</w:t>
+            </w:r>
+          </w:p>
+        </w:tc>
+        <w:tc>
+          <w:tcPr>
+            <w:tcW w:type="dxa" w:w="1191"/>
+          </w:tcPr>
+          <w:p>
+            <w:r>
+              <w:rPr>
+                <w:b w:val="0"/>
+                <w:i w:val="0"/>
+                <w:color w:val="64748B"/>
+                <w:sz w:val="16"/>
+              </w:rPr>
+              <w:t>GT-CQ</w:t>
+            </w:r>
+          </w:p>
+        </w:tc>
+        <w:tc>
+          <w:tcPr>
+            <w:tcW w:type="dxa" w:w="4706"/>
+          </w:tcPr>
+          <w:p>
+            <w:r>
+              <w:rPr>
+                <w:b w:val="0"/>
+                <w:i w:val="0"/>
+                <w:sz w:val="17"/>
+              </w:rPr>
+              <w:t>Prière de verifier l'information donnée par NGIMA NDOUR ou corriger au niveau de la section 1.</w:t>
+            </w:r>
+          </w:p>
+        </w:tc>
+      </w:tr>
+      <w:tr>
+        <w:tc>
+          <w:tcPr>
+            <w:tcW w:type="dxa" w:w="964"/>
+          </w:tcPr>
+          <w:p>
+            <w:r>
+              <w:rPr>
+                <w:b/>
+                <w:i w:val="0"/>
+                <w:color w:val="EA580C"/>
+                <w:sz w:val="16"/>
+              </w:rPr>
+              <w:t>Moyenne</w:t>
+            </w:r>
+          </w:p>
+        </w:tc>
+        <w:tc>
+          <w:tcPr>
+            <w:tcW w:type="dxa" w:w="1247"/>
+          </w:tcPr>
+          <w:p>
+            <w:r>
+              <w:rPr>
+                <w:b/>
+                <w:i w:val="0"/>
+                <w:sz w:val="16"/>
+              </w:rPr>
+              <w:t>S01</w:t>
+              <w:br/>
+            </w:r>
+            <w:r>
+              <w:rPr>
+                <w:b w:val="0"/>
+                <w:i w:val="0"/>
+                <w:color w:val="64748B"/>
+                <w:sz w:val="14"/>
+              </w:rPr>
+              <w:t>Démographie</w:t>
+            </w:r>
+          </w:p>
+        </w:tc>
+        <w:tc>
+          <w:tcPr>
+            <w:tcW w:type="dxa" w:w="1531"/>
+          </w:tcPr>
+          <w:p>
+            <w:r>
+              <w:rPr>
+                <w:b/>
+                <w:i w:val="0"/>
+                <w:color w:val="16A34A"/>
+                <w:sz w:val="16"/>
+              </w:rPr>
+              <w:t>—</w:t>
+            </w:r>
+          </w:p>
+        </w:tc>
+        <w:tc>
+          <w:tcPr>
+            <w:tcW w:type="dxa" w:w="1191"/>
+          </w:tcPr>
+          <w:p>
+            <w:r>
+              <w:rPr>
+                <w:b w:val="0"/>
+                <w:i w:val="0"/>
+                <w:color w:val="64748B"/>
+                <w:sz w:val="16"/>
+              </w:rPr>
+              <w:t>GT-CQ</w:t>
+            </w:r>
+          </w:p>
+        </w:tc>
+        <w:tc>
+          <w:tcPr>
+            <w:tcW w:type="dxa" w:w="4706"/>
+          </w:tcPr>
+          <w:p>
+            <w:r>
+              <w:rPr>
+                <w:b w:val="0"/>
+                <w:i w:val="0"/>
+                <w:sz w:val="17"/>
+              </w:rPr>
+              <w:t>Prière de verifier l'information donnée par YAYA NDOUR ou corriger au niveau de la section 1.</w:t>
+            </w:r>
+          </w:p>
+        </w:tc>
+      </w:tr>
+      <w:tr>
+        <w:tc>
+          <w:tcPr>
+            <w:tcW w:type="dxa" w:w="964"/>
+          </w:tcPr>
+          <w:p>
+            <w:r>
+              <w:rPr>
+                <w:b/>
+                <w:i w:val="0"/>
+                <w:color w:val="EA580C"/>
+                <w:sz w:val="16"/>
+              </w:rPr>
+              <w:t>Moyenne</w:t>
+            </w:r>
+          </w:p>
+        </w:tc>
+        <w:tc>
+          <w:tcPr>
+            <w:tcW w:type="dxa" w:w="1247"/>
+          </w:tcPr>
+          <w:p>
+            <w:r>
+              <w:rPr>
+                <w:b/>
+                <w:i w:val="0"/>
+                <w:sz w:val="16"/>
+              </w:rPr>
               <w:t>S02</w:t>
               <w:br/>
             </w:r>
@@ -2735,7 +4625,7 @@
                 <w:i w:val="0"/>
                 <w:sz w:val="17"/>
               </w:rPr>
-              <w:t>Incohérent!! Le niveau d'instruction déclaré par l'un des enfants () au niveau de la section 1 de SOULEYMANE NDOUR diffère de celui donné par SOULEYMANE NDOUR lui-même qui affirme ne pas avoir frequenté l'école formelle.</w:t>
+              <w:t>Attention!!! le montant payé pour les frais de scolarité ( 10000 FCFA) de NGIMA NDOUR  qui fréquente 4ème année de Primaire semble faible.</w:t>
             </w:r>
           </w:p>
         </w:tc>
@@ -2750,10 +4640,10 @@
               <w:rPr>
                 <w:b/>
                 <w:i w:val="0"/>
-                <w:color w:val="DC2626"/>
-                <w:sz w:val="16"/>
-              </w:rPr>
-              <w:t>Haute</w:t>
+                <w:color w:val="EA580C"/>
+                <w:sz w:val="16"/>
+              </w:rPr>
+              <w:t>Moyenne</w:t>
             </w:r>
           </w:p>
         </w:tc>
@@ -2768,7 +4658,7 @@
                 <w:i w:val="0"/>
                 <w:sz w:val="16"/>
               </w:rPr>
-              <w:t>S03</w:t>
+              <w:t>S02</w:t>
               <w:br/>
             </w:r>
             <w:r>
@@ -2778,7 +4668,7 @@
                 <w:color w:val="64748B"/>
                 <w:sz w:val="14"/>
               </w:rPr>
-              <w:t>Santé</w:t>
+              <w:t>Éducation</w:t>
             </w:r>
           </w:p>
         </w:tc>
@@ -2825,2437 +4715,7 @@
                 <w:i w:val="0"/>
                 <w:sz w:val="17"/>
               </w:rPr>
-              <w:t>Incohérent !!! AMINATA SONKO s'est consulté la première fois pour cette maladie (Autre) chez un médecin généraliste et vous dites que  AMINATA SONKO n'est pas concerné par le montant des frais de consultation d'un médecin généraliste (3.14=9999).</w:t>
-            </w:r>
-          </w:p>
-        </w:tc>
-      </w:tr>
-      <w:tr>
-        <w:tc>
-          <w:tcPr>
-            <w:tcW w:type="dxa" w:w="964"/>
-          </w:tcPr>
-          <w:p>
-            <w:r>
-              <w:rPr>
-                <w:b/>
-                <w:i w:val="0"/>
-                <w:color w:val="DC2626"/>
-                <w:sz w:val="16"/>
-              </w:rPr>
-              <w:t>Haute</w:t>
-            </w:r>
-          </w:p>
-        </w:tc>
-        <w:tc>
-          <w:tcPr>
-            <w:tcW w:type="dxa" w:w="1247"/>
-          </w:tcPr>
-          <w:p>
-            <w:r>
-              <w:rPr>
-                <w:b/>
-                <w:i w:val="0"/>
-                <w:sz w:val="16"/>
-              </w:rPr>
-              <w:t>S03</w:t>
-              <w:br/>
-            </w:r>
-            <w:r>
-              <w:rPr>
-                <w:b w:val="0"/>
-                <w:i w:val="0"/>
-                <w:color w:val="64748B"/>
-                <w:sz w:val="14"/>
-              </w:rPr>
-              <w:t>Santé</w:t>
-            </w:r>
-          </w:p>
-        </w:tc>
-        <w:tc>
-          <w:tcPr>
-            <w:tcW w:type="dxa" w:w="1531"/>
-          </w:tcPr>
-          <w:p>
-            <w:r>
-              <w:rPr>
-                <w:b/>
-                <w:i w:val="0"/>
-                <w:color w:val="16A34A"/>
-                <w:sz w:val="16"/>
-              </w:rPr>
-              <w:t>—</w:t>
-            </w:r>
-          </w:p>
-        </w:tc>
-        <w:tc>
-          <w:tcPr>
-            <w:tcW w:type="dxa" w:w="1191"/>
-          </w:tcPr>
-          <w:p>
-            <w:r>
-              <w:rPr>
-                <w:b w:val="0"/>
-                <w:i w:val="0"/>
-                <w:color w:val="64748B"/>
-                <w:sz w:val="16"/>
-              </w:rPr>
-              <w:t>GT-CQ</w:t>
-            </w:r>
-          </w:p>
-        </w:tc>
-        <w:tc>
-          <w:tcPr>
-            <w:tcW w:type="dxa" w:w="4706"/>
-          </w:tcPr>
-          <w:p>
-            <w:r>
-              <w:rPr>
-                <w:b w:val="0"/>
-                <w:i w:val="0"/>
-                <w:sz w:val="17"/>
-              </w:rPr>
-              <w:t>Prière de verifier cette incohérence auprès de l'enquêté ou confirmer.</w:t>
-            </w:r>
-          </w:p>
-        </w:tc>
-      </w:tr>
-      <w:tr>
-        <w:tc>
-          <w:tcPr>
-            <w:tcW w:type="dxa" w:w="964"/>
-          </w:tcPr>
-          <w:p>
-            <w:r>
-              <w:rPr>
-                <w:b/>
-                <w:i w:val="0"/>
-                <w:color w:val="DC2626"/>
-                <w:sz w:val="16"/>
-              </w:rPr>
-              <w:t>Haute</w:t>
-            </w:r>
-          </w:p>
-        </w:tc>
-        <w:tc>
-          <w:tcPr>
-            <w:tcW w:type="dxa" w:w="1247"/>
-          </w:tcPr>
-          <w:p>
-            <w:r>
-              <w:rPr>
-                <w:b/>
-                <w:i w:val="0"/>
-                <w:sz w:val="16"/>
-              </w:rPr>
-              <w:t>S11</w:t>
-              <w:br/>
-            </w:r>
-            <w:r>
-              <w:rPr>
-                <w:b w:val="0"/>
-                <w:i w:val="0"/>
-                <w:color w:val="64748B"/>
-                <w:sz w:val="14"/>
-              </w:rPr>
-              <w:t>Logement / cadre de vie</w:t>
-            </w:r>
-          </w:p>
-        </w:tc>
-        <w:tc>
-          <w:tcPr>
-            <w:tcW w:type="dxa" w:w="1531"/>
-          </w:tcPr>
-          <w:p>
-            <w:r>
-              <w:rPr>
-                <w:b/>
-                <w:i w:val="0"/>
-                <w:color w:val="16A34A"/>
-                <w:sz w:val="16"/>
-              </w:rPr>
-              <w:t>s01q36, s01q38, s04q24, s02q13, s11q35a, s11q35b_code</w:t>
-            </w:r>
-          </w:p>
-        </w:tc>
-        <w:tc>
-          <w:tcPr>
-            <w:tcW w:type="dxa" w:w="1191"/>
-          </w:tcPr>
-          <w:p>
-            <w:r>
-              <w:rPr>
-                <w:b w:val="0"/>
-                <w:i w:val="0"/>
-                <w:color w:val="64748B"/>
-                <w:sz w:val="16"/>
-              </w:rPr>
-              <w:t>GT-CQ</w:t>
-            </w:r>
-          </w:p>
-        </w:tc>
-        <w:tc>
-          <w:tcPr>
-            <w:tcW w:type="dxa" w:w="4706"/>
-          </w:tcPr>
-          <w:p>
-            <w:r>
-              <w:rPr>
-                <w:b w:val="0"/>
-                <w:i w:val="0"/>
-                <w:sz w:val="17"/>
-              </w:rPr>
-              <w:t>Le montant de la dernière facture d'électricité est de 56000 FCFA Mensuel qui semble incohérent, Prière de vérifier les questions 11.35a et 11.35b auprès du ménage ou confirmer.</w:t>
-            </w:r>
-          </w:p>
-        </w:tc>
-      </w:tr>
-      <w:tr>
-        <w:tc>
-          <w:tcPr>
-            <w:tcW w:type="dxa" w:w="964"/>
-          </w:tcPr>
-          <w:p>
-            <w:r>
-              <w:rPr>
-                <w:b/>
-                <w:i w:val="0"/>
-                <w:color w:val="DC2626"/>
-                <w:sz w:val="16"/>
-              </w:rPr>
-              <w:t>Haute</w:t>
-            </w:r>
-          </w:p>
-        </w:tc>
-        <w:tc>
-          <w:tcPr>
-            <w:tcW w:type="dxa" w:w="1247"/>
-          </w:tcPr>
-          <w:p>
-            <w:r>
-              <w:rPr>
-                <w:b/>
-                <w:i w:val="0"/>
-                <w:sz w:val="16"/>
-              </w:rPr>
-              <w:t>S11</w:t>
-              <w:br/>
-            </w:r>
-            <w:r>
-              <w:rPr>
-                <w:b w:val="0"/>
-                <w:i w:val="0"/>
-                <w:color w:val="64748B"/>
-                <w:sz w:val="14"/>
-              </w:rPr>
-              <w:t>Logement / cadre de vie</w:t>
-            </w:r>
-          </w:p>
-        </w:tc>
-        <w:tc>
-          <w:tcPr>
-            <w:tcW w:type="dxa" w:w="1531"/>
-          </w:tcPr>
-          <w:p>
-            <w:r>
-              <w:rPr>
-                <w:b/>
-                <w:i w:val="0"/>
-                <w:color w:val="16A34A"/>
-                <w:sz w:val="16"/>
-              </w:rPr>
-              <w:t>s01q03a, s01q03b, s01q03c, s11q32, s11q36, s11q36_code</w:t>
-            </w:r>
-          </w:p>
-        </w:tc>
-        <w:tc>
-          <w:tcPr>
-            <w:tcW w:type="dxa" w:w="1191"/>
-          </w:tcPr>
-          <w:p>
-            <w:r>
-              <w:rPr>
-                <w:b w:val="0"/>
-                <w:i w:val="0"/>
-                <w:color w:val="64748B"/>
-                <w:sz w:val="16"/>
-              </w:rPr>
-              <w:t>GT-CQ</w:t>
-            </w:r>
-          </w:p>
-        </w:tc>
-        <w:tc>
-          <w:tcPr>
-            <w:tcW w:type="dxa" w:w="4706"/>
-          </w:tcPr>
-          <w:p>
-            <w:r>
-              <w:rPr>
-                <w:b w:val="0"/>
-                <w:i w:val="0"/>
-                <w:sz w:val="17"/>
-              </w:rPr>
-              <w:t>Le ménage  est connecté à un réseau électrique donc à accès à l'électricité avec EDM malgré qu'elle ne soit pas disponible à 100%, le même ménage déclare comme principale source d'éclairage du logement la Lampe à pile/Lampe solaire qui est incohérent.</w:t>
-            </w:r>
-          </w:p>
-        </w:tc>
-      </w:tr>
-      <w:tr>
-        <w:tc>
-          <w:tcPr>
-            <w:tcW w:type="dxa" w:w="964"/>
-          </w:tcPr>
-          <w:p>
-            <w:r>
-              <w:rPr>
-                <w:b/>
-                <w:i w:val="0"/>
-                <w:color w:val="DC2626"/>
-                <w:sz w:val="16"/>
-              </w:rPr>
-              <w:t>Haute</w:t>
-            </w:r>
-          </w:p>
-        </w:tc>
-        <w:tc>
-          <w:tcPr>
-            <w:tcW w:type="dxa" w:w="1247"/>
-          </w:tcPr>
-          <w:p>
-            <w:r>
-              <w:rPr>
-                <w:b/>
-                <w:i w:val="0"/>
-                <w:sz w:val="16"/>
-              </w:rPr>
-              <w:t>S12</w:t>
-              <w:br/>
-            </w:r>
-            <w:r>
-              <w:rPr>
-                <w:b w:val="0"/>
-                <w:i w:val="0"/>
-                <w:color w:val="64748B"/>
-                <w:sz w:val="14"/>
-              </w:rPr>
-              <w:t>Avoirs / biens durables</w:t>
-            </w:r>
-          </w:p>
-        </w:tc>
-        <w:tc>
-          <w:tcPr>
-            <w:tcW w:type="dxa" w:w="1531"/>
-          </w:tcPr>
-          <w:p>
-            <w:r>
-              <w:rPr>
-                <w:b/>
-                <w:i w:val="0"/>
-                <w:color w:val="16A34A"/>
-                <w:sz w:val="16"/>
-              </w:rPr>
-              <w:t>s00q08, s01q28, s01q29, s01q30, s02q01__2, s02q02__2, s03q20, s04q22</w:t>
-            </w:r>
-          </w:p>
-        </w:tc>
-        <w:tc>
-          <w:tcPr>
-            <w:tcW w:type="dxa" w:w="1191"/>
-          </w:tcPr>
-          <w:p>
-            <w:r>
-              <w:rPr>
-                <w:b w:val="0"/>
-                <w:i w:val="0"/>
-                <w:color w:val="64748B"/>
-                <w:sz w:val="16"/>
-              </w:rPr>
-              <w:t>GT-CQ</w:t>
-            </w:r>
-          </w:p>
-        </w:tc>
-        <w:tc>
-          <w:tcPr>
-            <w:tcW w:type="dxa" w:w="4706"/>
-          </w:tcPr>
-          <w:p>
-            <w:r>
-              <w:rPr>
-                <w:b w:val="0"/>
-                <w:i w:val="0"/>
-                <w:sz w:val="17"/>
-              </w:rPr>
-              <w:t>Le prix d'achat de l'article  Lit est nul (achété à 0fcfa) mais le prix de revente est different de 0 impossible, prière de verifier et corriger.</w:t>
-            </w:r>
-          </w:p>
-        </w:tc>
-      </w:tr>
-      <w:tr>
-        <w:tc>
-          <w:tcPr>
-            <w:tcW w:type="dxa" w:w="964"/>
-          </w:tcPr>
-          <w:p>
-            <w:r>
-              <w:rPr>
-                <w:b/>
-                <w:i w:val="0"/>
-                <w:color w:val="DC2626"/>
-                <w:sz w:val="16"/>
-              </w:rPr>
-              <w:t>Haute</w:t>
-            </w:r>
-          </w:p>
-        </w:tc>
-        <w:tc>
-          <w:tcPr>
-            <w:tcW w:type="dxa" w:w="1247"/>
-          </w:tcPr>
-          <w:p>
-            <w:r>
-              <w:rPr>
-                <w:b/>
-                <w:i w:val="0"/>
-                <w:sz w:val="16"/>
-              </w:rPr>
-              <w:t>S16</w:t>
-              <w:br/>
-            </w:r>
-            <w:r>
-              <w:rPr>
-                <w:b w:val="0"/>
-                <w:i w:val="0"/>
-                <w:color w:val="64748B"/>
-                <w:sz w:val="14"/>
-              </w:rPr>
-              <w:t>Agriculture</w:t>
-            </w:r>
-          </w:p>
-        </w:tc>
-        <w:tc>
-          <w:tcPr>
-            <w:tcW w:type="dxa" w:w="1531"/>
-          </w:tcPr>
-          <w:p>
-            <w:r>
-              <w:rPr>
-                <w:b/>
-                <w:i w:val="0"/>
-                <w:color w:val="16A34A"/>
-                <w:sz w:val="16"/>
-              </w:rPr>
-              <w:t>—</w:t>
-            </w:r>
-          </w:p>
-        </w:tc>
-        <w:tc>
-          <w:tcPr>
-            <w:tcW w:type="dxa" w:w="1191"/>
-          </w:tcPr>
-          <w:p>
-            <w:r>
-              <w:rPr>
-                <w:b w:val="0"/>
-                <w:i w:val="0"/>
-                <w:color w:val="64748B"/>
-                <w:sz w:val="16"/>
-              </w:rPr>
-              <w:t>GT-CQ</w:t>
-            </w:r>
-          </w:p>
-        </w:tc>
-        <w:tc>
-          <w:tcPr>
-            <w:tcW w:type="dxa" w:w="4706"/>
-          </w:tcPr>
-          <w:p>
-            <w:r>
-              <w:rPr>
-                <w:b w:val="0"/>
-                <w:i w:val="0"/>
-                <w:sz w:val="17"/>
-              </w:rPr>
-              <w:t>Prière de corriger cette incohérence.</w:t>
-            </w:r>
-          </w:p>
-        </w:tc>
-      </w:tr>
-      <w:tr>
-        <w:tc>
-          <w:tcPr>
-            <w:tcW w:type="dxa" w:w="964"/>
-          </w:tcPr>
-          <w:p>
-            <w:r>
-              <w:rPr>
-                <w:b/>
-                <w:i w:val="0"/>
-                <w:color w:val="EA580C"/>
-                <w:sz w:val="16"/>
-              </w:rPr>
-              <w:t>Moyenne</w:t>
-            </w:r>
-          </w:p>
-        </w:tc>
-        <w:tc>
-          <w:tcPr>
-            <w:tcW w:type="dxa" w:w="1247"/>
-          </w:tcPr>
-          <w:p>
-            <w:r>
-              <w:rPr>
-                <w:b/>
-                <w:i w:val="0"/>
-                <w:sz w:val="16"/>
-              </w:rPr>
-              <w:t>S00</w:t>
-              <w:br/>
-            </w:r>
-            <w:r>
-              <w:rPr>
-                <w:b w:val="0"/>
-                <w:i w:val="0"/>
-                <w:color w:val="64748B"/>
-                <w:sz w:val="14"/>
-              </w:rPr>
-              <w:t>Identification</w:t>
-            </w:r>
-          </w:p>
-        </w:tc>
-        <w:tc>
-          <w:tcPr>
-            <w:tcW w:type="dxa" w:w="1531"/>
-          </w:tcPr>
-          <w:p>
-            <w:r>
-              <w:rPr>
-                <w:b/>
-                <w:i w:val="0"/>
-                <w:color w:val="16A34A"/>
-                <w:sz w:val="16"/>
-              </w:rPr>
-              <w:t>s00q27</w:t>
-            </w:r>
-          </w:p>
-        </w:tc>
-        <w:tc>
-          <w:tcPr>
-            <w:tcW w:type="dxa" w:w="1191"/>
-          </w:tcPr>
-          <w:p>
-            <w:r>
-              <w:rPr>
-                <w:b w:val="0"/>
-                <w:i w:val="0"/>
-                <w:color w:val="64748B"/>
-                <w:sz w:val="16"/>
-              </w:rPr>
-              <w:t>GT-CQ</w:t>
-            </w:r>
-          </w:p>
-        </w:tc>
-        <w:tc>
-          <w:tcPr>
-            <w:tcW w:type="dxa" w:w="4706"/>
-          </w:tcPr>
-          <w:p>
-            <w:r>
-              <w:rPr>
-                <w:b w:val="0"/>
-                <w:i w:val="0"/>
-                <w:sz w:val="17"/>
-              </w:rPr>
-              <w:t>Le questionnaire semble ne pas être complètement fini mais le questionnaire est en statut complet, prière de compléter le questionnaire.</w:t>
-            </w:r>
-          </w:p>
-        </w:tc>
-      </w:tr>
-      <w:tr>
-        <w:tc>
-          <w:tcPr>
-            <w:tcW w:type="dxa" w:w="964"/>
-          </w:tcPr>
-          <w:p>
-            <w:r>
-              <w:rPr>
-                <w:b/>
-                <w:i w:val="0"/>
-                <w:color w:val="EA580C"/>
-                <w:sz w:val="16"/>
-              </w:rPr>
-              <w:t>Moyenne</w:t>
-            </w:r>
-          </w:p>
-        </w:tc>
-        <w:tc>
-          <w:tcPr>
-            <w:tcW w:type="dxa" w:w="1247"/>
-          </w:tcPr>
-          <w:p>
-            <w:r>
-              <w:rPr>
-                <w:b/>
-                <w:i w:val="0"/>
-                <w:sz w:val="16"/>
-              </w:rPr>
-              <w:t>S00</w:t>
-              <w:br/>
-            </w:r>
-            <w:r>
-              <w:rPr>
-                <w:b w:val="0"/>
-                <w:i w:val="0"/>
-                <w:color w:val="64748B"/>
-                <w:sz w:val="14"/>
-              </w:rPr>
-              <w:t>Identification</w:t>
-            </w:r>
-          </w:p>
-        </w:tc>
-        <w:tc>
-          <w:tcPr>
-            <w:tcW w:type="dxa" w:w="1531"/>
-          </w:tcPr>
-          <w:p>
-            <w:r>
-              <w:rPr>
-                <w:b/>
-                <w:i w:val="0"/>
-                <w:color w:val="16A34A"/>
-                <w:sz w:val="16"/>
-              </w:rPr>
-              <w:t>—</w:t>
-            </w:r>
-          </w:p>
-        </w:tc>
-        <w:tc>
-          <w:tcPr>
-            <w:tcW w:type="dxa" w:w="1191"/>
-          </w:tcPr>
-          <w:p>
-            <w:r>
-              <w:rPr>
-                <w:b w:val="0"/>
-                <w:i w:val="0"/>
-                <w:color w:val="64748B"/>
-                <w:sz w:val="16"/>
-              </w:rPr>
-              <w:t>GT-CQ</w:t>
-            </w:r>
-          </w:p>
-        </w:tc>
-        <w:tc>
-          <w:tcPr>
-            <w:tcW w:type="dxa" w:w="4706"/>
-          </w:tcPr>
-          <w:p>
-            <w:r>
-              <w:rPr>
-                <w:b w:val="0"/>
-                <w:i w:val="0"/>
-                <w:sz w:val="17"/>
-              </w:rPr>
-              <w:t>L'adresse ou la localisation du ménage doit être bien renseignée, ne doit pas contenir des numéros de téléphone et elle semble courte pour être une adresse.</w:t>
-            </w:r>
-          </w:p>
-        </w:tc>
-      </w:tr>
-      <w:tr>
-        <w:tc>
-          <w:tcPr>
-            <w:tcW w:type="dxa" w:w="964"/>
-          </w:tcPr>
-          <w:p>
-            <w:r>
-              <w:rPr>
-                <w:b/>
-                <w:i w:val="0"/>
-                <w:color w:val="EA580C"/>
-                <w:sz w:val="16"/>
-              </w:rPr>
-              <w:t>Moyenne</w:t>
-            </w:r>
-          </w:p>
-        </w:tc>
-        <w:tc>
-          <w:tcPr>
-            <w:tcW w:type="dxa" w:w="1247"/>
-          </w:tcPr>
-          <w:p>
-            <w:r>
-              <w:rPr>
-                <w:b/>
-                <w:i w:val="0"/>
-                <w:sz w:val="16"/>
-              </w:rPr>
-              <w:t>S00</w:t>
-              <w:br/>
-            </w:r>
-            <w:r>
-              <w:rPr>
-                <w:b w:val="0"/>
-                <w:i w:val="0"/>
-                <w:color w:val="64748B"/>
-                <w:sz w:val="14"/>
-              </w:rPr>
-              <w:t>Identification</w:t>
-            </w:r>
-          </w:p>
-        </w:tc>
-        <w:tc>
-          <w:tcPr>
-            <w:tcW w:type="dxa" w:w="1531"/>
-          </w:tcPr>
-          <w:p>
-            <w:r>
-              <w:rPr>
-                <w:b/>
-                <w:i w:val="0"/>
-                <w:color w:val="16A34A"/>
-                <w:sz w:val="16"/>
-              </w:rPr>
-              <w:t>—</w:t>
-            </w:r>
-          </w:p>
-        </w:tc>
-        <w:tc>
-          <w:tcPr>
-            <w:tcW w:type="dxa" w:w="1191"/>
-          </w:tcPr>
-          <w:p>
-            <w:r>
-              <w:rPr>
-                <w:b w:val="0"/>
-                <w:i w:val="0"/>
-                <w:color w:val="64748B"/>
-                <w:sz w:val="16"/>
-              </w:rPr>
-              <w:t>GT-CQ</w:t>
-            </w:r>
-          </w:p>
-        </w:tc>
-        <w:tc>
-          <w:tcPr>
-            <w:tcW w:type="dxa" w:w="4706"/>
-          </w:tcPr>
-          <w:p>
-            <w:r>
-              <w:rPr>
-                <w:b w:val="0"/>
-                <w:i w:val="0"/>
-                <w:sz w:val="17"/>
-              </w:rPr>
-              <w:t>Prière de renseigner la bonne adresse.Attention! Il manque des informations non renseignées dans la section 0, prière de regarder toutes les autres informations dans l'identification du ménage (IDENTIFICATION ET RENSEIGNEMENTS DE CONTROLE) ou dans OBSERVATIONS pour pouvoir renseigné toutes les questions liées au ménage.</w:t>
-            </w:r>
-          </w:p>
-        </w:tc>
-      </w:tr>
-      <w:tr>
-        <w:tc>
-          <w:tcPr>
-            <w:tcW w:type="dxa" w:w="964"/>
-          </w:tcPr>
-          <w:p>
-            <w:r>
-              <w:rPr>
-                <w:b/>
-                <w:i w:val="0"/>
-                <w:color w:val="EA580C"/>
-                <w:sz w:val="16"/>
-              </w:rPr>
-              <w:t>Moyenne</w:t>
-            </w:r>
-          </w:p>
-        </w:tc>
-        <w:tc>
-          <w:tcPr>
-            <w:tcW w:type="dxa" w:w="1247"/>
-          </w:tcPr>
-          <w:p>
-            <w:r>
-              <w:rPr>
-                <w:b/>
-                <w:i w:val="0"/>
-                <w:sz w:val="16"/>
-              </w:rPr>
-              <w:t>S00</w:t>
-              <w:br/>
-            </w:r>
-            <w:r>
-              <w:rPr>
-                <w:b w:val="0"/>
-                <w:i w:val="0"/>
-                <w:color w:val="64748B"/>
-                <w:sz w:val="14"/>
-              </w:rPr>
-              <w:t>Identification</w:t>
-            </w:r>
-          </w:p>
-        </w:tc>
-        <w:tc>
-          <w:tcPr>
-            <w:tcW w:type="dxa" w:w="1531"/>
-          </w:tcPr>
-          <w:p>
-            <w:r>
-              <w:rPr>
-                <w:b/>
-                <w:i w:val="0"/>
-                <w:color w:val="16A34A"/>
-                <w:sz w:val="16"/>
-              </w:rPr>
-              <w:t>s00q14, s00q16, s00q18</w:t>
-            </w:r>
-          </w:p>
-        </w:tc>
-        <w:tc>
-          <w:tcPr>
-            <w:tcW w:type="dxa" w:w="1191"/>
-          </w:tcPr>
-          <w:p>
-            <w:r>
-              <w:rPr>
-                <w:b w:val="0"/>
-                <w:i w:val="0"/>
-                <w:color w:val="64748B"/>
-                <w:sz w:val="16"/>
-              </w:rPr>
-              <w:t>GT-CQ</w:t>
-            </w:r>
-          </w:p>
-        </w:tc>
-        <w:tc>
-          <w:tcPr>
-            <w:tcW w:type="dxa" w:w="4706"/>
-          </w:tcPr>
-          <w:p>
-            <w:r>
-              <w:rPr>
-                <w:b w:val="0"/>
-                <w:i w:val="0"/>
-                <w:sz w:val="17"/>
-              </w:rPr>
-              <w:t>Attention! Veillez bien renseigner les contacts dans les questions de 0.14 ou 0.16 ou 0.18.</w:t>
-            </w:r>
-          </w:p>
-        </w:tc>
-      </w:tr>
-      <w:tr>
-        <w:tc>
-          <w:tcPr>
-            <w:tcW w:type="dxa" w:w="964"/>
-          </w:tcPr>
-          <w:p>
-            <w:r>
-              <w:rPr>
-                <w:b/>
-                <w:i w:val="0"/>
-                <w:color w:val="EA580C"/>
-                <w:sz w:val="16"/>
-              </w:rPr>
-              <w:t>Moyenne</w:t>
-            </w:r>
-          </w:p>
-        </w:tc>
-        <w:tc>
-          <w:tcPr>
-            <w:tcW w:type="dxa" w:w="1247"/>
-          </w:tcPr>
-          <w:p>
-            <w:r>
-              <w:rPr>
-                <w:b/>
-                <w:i w:val="0"/>
-                <w:sz w:val="16"/>
-              </w:rPr>
-              <w:t>S01</w:t>
-              <w:br/>
-            </w:r>
-            <w:r>
-              <w:rPr>
-                <w:b w:val="0"/>
-                <w:i w:val="0"/>
-                <w:color w:val="64748B"/>
-                <w:sz w:val="14"/>
-              </w:rPr>
-              <w:t>Démographie</w:t>
-            </w:r>
-          </w:p>
-        </w:tc>
-        <w:tc>
-          <w:tcPr>
-            <w:tcW w:type="dxa" w:w="1531"/>
-          </w:tcPr>
-          <w:p>
-            <w:r>
-              <w:rPr>
-                <w:b/>
-                <w:i w:val="0"/>
-                <w:color w:val="16A34A"/>
-                <w:sz w:val="16"/>
-              </w:rPr>
-              <w:t>—</w:t>
-            </w:r>
-          </w:p>
-        </w:tc>
-        <w:tc>
-          <w:tcPr>
-            <w:tcW w:type="dxa" w:w="1191"/>
-          </w:tcPr>
-          <w:p>
-            <w:r>
-              <w:rPr>
-                <w:b w:val="0"/>
-                <w:i w:val="0"/>
-                <w:color w:val="64748B"/>
-                <w:sz w:val="16"/>
-              </w:rPr>
-              <w:t>GT-CQ</w:t>
-            </w:r>
-          </w:p>
-        </w:tc>
-        <w:tc>
-          <w:tcPr>
-            <w:tcW w:type="dxa" w:w="4706"/>
-          </w:tcPr>
-          <w:p>
-            <w:r>
-              <w:rPr>
-                <w:b w:val="0"/>
-                <w:i w:val="0"/>
-                <w:sz w:val="17"/>
-              </w:rPr>
-              <w:t>Prière de verifier l'information donnée par BOUBACAR NDOUR ou corriger au niveau de la section 1.</w:t>
-            </w:r>
-          </w:p>
-        </w:tc>
-      </w:tr>
-      <w:tr>
-        <w:tc>
-          <w:tcPr>
-            <w:tcW w:type="dxa" w:w="964"/>
-          </w:tcPr>
-          <w:p>
-            <w:r>
-              <w:rPr>
-                <w:b/>
-                <w:i w:val="0"/>
-                <w:color w:val="EA580C"/>
-                <w:sz w:val="16"/>
-              </w:rPr>
-              <w:t>Moyenne</w:t>
-            </w:r>
-          </w:p>
-        </w:tc>
-        <w:tc>
-          <w:tcPr>
-            <w:tcW w:type="dxa" w:w="1247"/>
-          </w:tcPr>
-          <w:p>
-            <w:r>
-              <w:rPr>
-                <w:b/>
-                <w:i w:val="0"/>
-                <w:sz w:val="16"/>
-              </w:rPr>
-              <w:t>S01</w:t>
-              <w:br/>
-            </w:r>
-            <w:r>
-              <w:rPr>
-                <w:b w:val="0"/>
-                <w:i w:val="0"/>
-                <w:color w:val="64748B"/>
-                <w:sz w:val="14"/>
-              </w:rPr>
-              <w:t>Démographie</w:t>
-            </w:r>
-          </w:p>
-        </w:tc>
-        <w:tc>
-          <w:tcPr>
-            <w:tcW w:type="dxa" w:w="1531"/>
-          </w:tcPr>
-          <w:p>
-            <w:r>
-              <w:rPr>
-                <w:b/>
-                <w:i w:val="0"/>
-                <w:color w:val="16A34A"/>
-                <w:sz w:val="16"/>
-              </w:rPr>
-              <w:t>—</w:t>
-            </w:r>
-          </w:p>
-        </w:tc>
-        <w:tc>
-          <w:tcPr>
-            <w:tcW w:type="dxa" w:w="1191"/>
-          </w:tcPr>
-          <w:p>
-            <w:r>
-              <w:rPr>
-                <w:b w:val="0"/>
-                <w:i w:val="0"/>
-                <w:color w:val="64748B"/>
-                <w:sz w:val="16"/>
-              </w:rPr>
-              <w:t>GT-CQ</w:t>
-            </w:r>
-          </w:p>
-        </w:tc>
-        <w:tc>
-          <w:tcPr>
-            <w:tcW w:type="dxa" w:w="4706"/>
-          </w:tcPr>
-          <w:p>
-            <w:r>
-              <w:rPr>
-                <w:b w:val="0"/>
-                <w:i w:val="0"/>
-                <w:sz w:val="17"/>
-              </w:rPr>
-              <w:t>Prière de verifier l'information donnée par FATOU NDOUR ou corriger au niveau de la section 1.</w:t>
-            </w:r>
-          </w:p>
-        </w:tc>
-      </w:tr>
-      <w:tr>
-        <w:tc>
-          <w:tcPr>
-            <w:tcW w:type="dxa" w:w="964"/>
-          </w:tcPr>
-          <w:p>
-            <w:r>
-              <w:rPr>
-                <w:b/>
-                <w:i w:val="0"/>
-                <w:color w:val="EA580C"/>
-                <w:sz w:val="16"/>
-              </w:rPr>
-              <w:t>Moyenne</w:t>
-            </w:r>
-          </w:p>
-        </w:tc>
-        <w:tc>
-          <w:tcPr>
-            <w:tcW w:type="dxa" w:w="1247"/>
-          </w:tcPr>
-          <w:p>
-            <w:r>
-              <w:rPr>
-                <w:b/>
-                <w:i w:val="0"/>
-                <w:sz w:val="16"/>
-              </w:rPr>
-              <w:t>S01</w:t>
-              <w:br/>
-            </w:r>
-            <w:r>
-              <w:rPr>
-                <w:b w:val="0"/>
-                <w:i w:val="0"/>
-                <w:color w:val="64748B"/>
-                <w:sz w:val="14"/>
-              </w:rPr>
-              <w:t>Démographie</w:t>
-            </w:r>
-          </w:p>
-        </w:tc>
-        <w:tc>
-          <w:tcPr>
-            <w:tcW w:type="dxa" w:w="1531"/>
-          </w:tcPr>
-          <w:p>
-            <w:r>
-              <w:rPr>
-                <w:b/>
-                <w:i w:val="0"/>
-                <w:color w:val="16A34A"/>
-                <w:sz w:val="16"/>
-              </w:rPr>
-              <w:t>—</w:t>
-            </w:r>
-          </w:p>
-        </w:tc>
-        <w:tc>
-          <w:tcPr>
-            <w:tcW w:type="dxa" w:w="1191"/>
-          </w:tcPr>
-          <w:p>
-            <w:r>
-              <w:rPr>
-                <w:b w:val="0"/>
-                <w:i w:val="0"/>
-                <w:color w:val="64748B"/>
-                <w:sz w:val="16"/>
-              </w:rPr>
-              <w:t>GT-CQ</w:t>
-            </w:r>
-          </w:p>
-        </w:tc>
-        <w:tc>
-          <w:tcPr>
-            <w:tcW w:type="dxa" w:w="4706"/>
-          </w:tcPr>
-          <w:p>
-            <w:r>
-              <w:rPr>
-                <w:b w:val="0"/>
-                <w:i w:val="0"/>
-                <w:sz w:val="17"/>
-              </w:rPr>
-              <w:t>Prière de verifier l'information donnée par IBRAHIMA NDOUR ou corriger au niveau de la section 1.</w:t>
-            </w:r>
-          </w:p>
-        </w:tc>
-      </w:tr>
-      <w:tr>
-        <w:tc>
-          <w:tcPr>
-            <w:tcW w:type="dxa" w:w="964"/>
-          </w:tcPr>
-          <w:p>
-            <w:r>
-              <w:rPr>
-                <w:b/>
-                <w:i w:val="0"/>
-                <w:color w:val="EA580C"/>
-                <w:sz w:val="16"/>
-              </w:rPr>
-              <w:t>Moyenne</w:t>
-            </w:r>
-          </w:p>
-        </w:tc>
-        <w:tc>
-          <w:tcPr>
-            <w:tcW w:type="dxa" w:w="1247"/>
-          </w:tcPr>
-          <w:p>
-            <w:r>
-              <w:rPr>
-                <w:b/>
-                <w:i w:val="0"/>
-                <w:sz w:val="16"/>
-              </w:rPr>
-              <w:t>S01</w:t>
-              <w:br/>
-            </w:r>
-            <w:r>
-              <w:rPr>
-                <w:b w:val="0"/>
-                <w:i w:val="0"/>
-                <w:color w:val="64748B"/>
-                <w:sz w:val="14"/>
-              </w:rPr>
-              <w:t>Démographie</w:t>
-            </w:r>
-          </w:p>
-        </w:tc>
-        <w:tc>
-          <w:tcPr>
-            <w:tcW w:type="dxa" w:w="1531"/>
-          </w:tcPr>
-          <w:p>
-            <w:r>
-              <w:rPr>
-                <w:b/>
-                <w:i w:val="0"/>
-                <w:color w:val="16A34A"/>
-                <w:sz w:val="16"/>
-              </w:rPr>
-              <w:t>—</w:t>
-            </w:r>
-          </w:p>
-        </w:tc>
-        <w:tc>
-          <w:tcPr>
-            <w:tcW w:type="dxa" w:w="1191"/>
-          </w:tcPr>
-          <w:p>
-            <w:r>
-              <w:rPr>
-                <w:b w:val="0"/>
-                <w:i w:val="0"/>
-                <w:color w:val="64748B"/>
-                <w:sz w:val="16"/>
-              </w:rPr>
-              <w:t>GT-CQ</w:t>
-            </w:r>
-          </w:p>
-        </w:tc>
-        <w:tc>
-          <w:tcPr>
-            <w:tcW w:type="dxa" w:w="4706"/>
-          </w:tcPr>
-          <w:p>
-            <w:r>
-              <w:rPr>
-                <w:b w:val="0"/>
-                <w:i w:val="0"/>
-                <w:sz w:val="17"/>
-              </w:rPr>
-              <w:t>Dans le cas contraire rassurez vous que c'est bien son fils/fille biologique.</w:t>
-            </w:r>
-          </w:p>
-        </w:tc>
-      </w:tr>
-      <w:tr>
-        <w:tc>
-          <w:tcPr>
-            <w:tcW w:type="dxa" w:w="964"/>
-          </w:tcPr>
-          <w:p>
-            <w:r>
-              <w:rPr>
-                <w:b/>
-                <w:i w:val="0"/>
-                <w:color w:val="EA580C"/>
-                <w:sz w:val="16"/>
-              </w:rPr>
-              <w:t>Moyenne</w:t>
-            </w:r>
-          </w:p>
-        </w:tc>
-        <w:tc>
-          <w:tcPr>
-            <w:tcW w:type="dxa" w:w="1247"/>
-          </w:tcPr>
-          <w:p>
-            <w:r>
-              <w:rPr>
-                <w:b/>
-                <w:i w:val="0"/>
-                <w:sz w:val="16"/>
-              </w:rPr>
-              <w:t>S01</w:t>
-              <w:br/>
-            </w:r>
-            <w:r>
-              <w:rPr>
-                <w:b w:val="0"/>
-                <w:i w:val="0"/>
-                <w:color w:val="64748B"/>
-                <w:sz w:val="14"/>
-              </w:rPr>
-              <w:t>Démographie</w:t>
-            </w:r>
-          </w:p>
-        </w:tc>
-        <w:tc>
-          <w:tcPr>
-            <w:tcW w:type="dxa" w:w="1531"/>
-          </w:tcPr>
-          <w:p>
-            <w:r>
-              <w:rPr>
-                <w:b/>
-                <w:i w:val="0"/>
-                <w:color w:val="16A34A"/>
-                <w:sz w:val="16"/>
-              </w:rPr>
-              <w:t>—</w:t>
-            </w:r>
-          </w:p>
-        </w:tc>
-        <w:tc>
-          <w:tcPr>
-            <w:tcW w:type="dxa" w:w="1191"/>
-          </w:tcPr>
-          <w:p>
-            <w:r>
-              <w:rPr>
-                <w:b w:val="0"/>
-                <w:i w:val="0"/>
-                <w:color w:val="64748B"/>
-                <w:sz w:val="16"/>
-              </w:rPr>
-              <w:t>GT-CQ</w:t>
-            </w:r>
-          </w:p>
-        </w:tc>
-        <w:tc>
-          <w:tcPr>
-            <w:tcW w:type="dxa" w:w="4706"/>
-          </w:tcPr>
-          <w:p>
-            <w:r>
-              <w:rPr>
-                <w:b w:val="0"/>
-                <w:i w:val="0"/>
-                <w:sz w:val="17"/>
-              </w:rPr>
-              <w:t>Prière de verifier l'information donnée par SOULEYMANE NDOUR ou corriger au niveau de la section 1.</w:t>
-            </w:r>
-          </w:p>
-        </w:tc>
-      </w:tr>
-      <w:tr>
-        <w:tc>
-          <w:tcPr>
-            <w:tcW w:type="dxa" w:w="964"/>
-          </w:tcPr>
-          <w:p>
-            <w:r>
-              <w:rPr>
-                <w:b/>
-                <w:i w:val="0"/>
-                <w:color w:val="EA580C"/>
-                <w:sz w:val="16"/>
-              </w:rPr>
-              <w:t>Moyenne</w:t>
-            </w:r>
-          </w:p>
-        </w:tc>
-        <w:tc>
-          <w:tcPr>
-            <w:tcW w:type="dxa" w:w="1247"/>
-          </w:tcPr>
-          <w:p>
-            <w:r>
-              <w:rPr>
-                <w:b/>
-                <w:i w:val="0"/>
-                <w:sz w:val="16"/>
-              </w:rPr>
-              <w:t>S01</w:t>
-              <w:br/>
-            </w:r>
-            <w:r>
-              <w:rPr>
-                <w:b w:val="0"/>
-                <w:i w:val="0"/>
-                <w:color w:val="64748B"/>
-                <w:sz w:val="14"/>
-              </w:rPr>
-              <w:t>Démographie</w:t>
-            </w:r>
-          </w:p>
-        </w:tc>
-        <w:tc>
-          <w:tcPr>
-            <w:tcW w:type="dxa" w:w="1531"/>
-          </w:tcPr>
-          <w:p>
-            <w:r>
-              <w:rPr>
-                <w:b/>
-                <w:i w:val="0"/>
-                <w:color w:val="16A34A"/>
-                <w:sz w:val="16"/>
-              </w:rPr>
-              <w:t>—</w:t>
-            </w:r>
-          </w:p>
-        </w:tc>
-        <w:tc>
-          <w:tcPr>
-            <w:tcW w:type="dxa" w:w="1191"/>
-          </w:tcPr>
-          <w:p>
-            <w:r>
-              <w:rPr>
-                <w:b w:val="0"/>
-                <w:i w:val="0"/>
-                <w:color w:val="64748B"/>
-                <w:sz w:val="16"/>
-              </w:rPr>
-              <w:t>GT-CQ</w:t>
-            </w:r>
-          </w:p>
-        </w:tc>
-        <w:tc>
-          <w:tcPr>
-            <w:tcW w:type="dxa" w:w="4706"/>
-          </w:tcPr>
-          <w:p>
-            <w:r>
-              <w:rPr>
-                <w:b w:val="0"/>
-                <w:i w:val="0"/>
-                <w:sz w:val="17"/>
-              </w:rPr>
-              <w:t>Prière de verifier l'information donnée par MOUKHAMED NDOUR ou corriger au niveau de la section 1.</w:t>
-            </w:r>
-          </w:p>
-        </w:tc>
-      </w:tr>
-      <w:tr>
-        <w:tc>
-          <w:tcPr>
-            <w:tcW w:type="dxa" w:w="964"/>
-          </w:tcPr>
-          <w:p>
-            <w:r>
-              <w:rPr>
-                <w:b/>
-                <w:i w:val="0"/>
-                <w:color w:val="EA580C"/>
-                <w:sz w:val="16"/>
-              </w:rPr>
-              <w:t>Moyenne</w:t>
-            </w:r>
-          </w:p>
-        </w:tc>
-        <w:tc>
-          <w:tcPr>
-            <w:tcW w:type="dxa" w:w="1247"/>
-          </w:tcPr>
-          <w:p>
-            <w:r>
-              <w:rPr>
-                <w:b/>
-                <w:i w:val="0"/>
-                <w:sz w:val="16"/>
-              </w:rPr>
-              <w:t>S01</w:t>
-              <w:br/>
-            </w:r>
-            <w:r>
-              <w:rPr>
-                <w:b w:val="0"/>
-                <w:i w:val="0"/>
-                <w:color w:val="64748B"/>
-                <w:sz w:val="14"/>
-              </w:rPr>
-              <w:t>Démographie</w:t>
-            </w:r>
-          </w:p>
-        </w:tc>
-        <w:tc>
-          <w:tcPr>
-            <w:tcW w:type="dxa" w:w="1531"/>
-          </w:tcPr>
-          <w:p>
-            <w:r>
-              <w:rPr>
-                <w:b/>
-                <w:i w:val="0"/>
-                <w:color w:val="16A34A"/>
-                <w:sz w:val="16"/>
-              </w:rPr>
-              <w:t>—</w:t>
-            </w:r>
-          </w:p>
-        </w:tc>
-        <w:tc>
-          <w:tcPr>
-            <w:tcW w:type="dxa" w:w="1191"/>
-          </w:tcPr>
-          <w:p>
-            <w:r>
-              <w:rPr>
-                <w:b w:val="0"/>
-                <w:i w:val="0"/>
-                <w:color w:val="64748B"/>
-                <w:sz w:val="16"/>
-              </w:rPr>
-              <w:t>GT-CQ</w:t>
-            </w:r>
-          </w:p>
-        </w:tc>
-        <w:tc>
-          <w:tcPr>
-            <w:tcW w:type="dxa" w:w="4706"/>
-          </w:tcPr>
-          <w:p>
-            <w:r>
-              <w:rPr>
-                <w:b w:val="0"/>
-                <w:i w:val="0"/>
-                <w:sz w:val="17"/>
-              </w:rPr>
-              <w:t>Prière de verifier l'information donnée par NGIMA NDOUR ou corriger au niveau de la section 1.</w:t>
-            </w:r>
-          </w:p>
-        </w:tc>
-      </w:tr>
-      <w:tr>
-        <w:tc>
-          <w:tcPr>
-            <w:tcW w:type="dxa" w:w="964"/>
-          </w:tcPr>
-          <w:p>
-            <w:r>
-              <w:rPr>
-                <w:b/>
-                <w:i w:val="0"/>
-                <w:color w:val="EA580C"/>
-                <w:sz w:val="16"/>
-              </w:rPr>
-              <w:t>Moyenne</w:t>
-            </w:r>
-          </w:p>
-        </w:tc>
-        <w:tc>
-          <w:tcPr>
-            <w:tcW w:type="dxa" w:w="1247"/>
-          </w:tcPr>
-          <w:p>
-            <w:r>
-              <w:rPr>
-                <w:b/>
-                <w:i w:val="0"/>
-                <w:sz w:val="16"/>
-              </w:rPr>
-              <w:t>S01</w:t>
-              <w:br/>
-            </w:r>
-            <w:r>
-              <w:rPr>
-                <w:b w:val="0"/>
-                <w:i w:val="0"/>
-                <w:color w:val="64748B"/>
-                <w:sz w:val="14"/>
-              </w:rPr>
-              <w:t>Démographie</w:t>
-            </w:r>
-          </w:p>
-        </w:tc>
-        <w:tc>
-          <w:tcPr>
-            <w:tcW w:type="dxa" w:w="1531"/>
-          </w:tcPr>
-          <w:p>
-            <w:r>
-              <w:rPr>
-                <w:b/>
-                <w:i w:val="0"/>
-                <w:color w:val="16A34A"/>
-                <w:sz w:val="16"/>
-              </w:rPr>
-              <w:t>s00q27, s01q03a, s01q03b, s01q03c, s01q00b</w:t>
-            </w:r>
-          </w:p>
-        </w:tc>
-        <w:tc>
-          <w:tcPr>
-            <w:tcW w:type="dxa" w:w="1191"/>
-          </w:tcPr>
-          <w:p>
-            <w:r>
-              <w:rPr>
-                <w:b w:val="0"/>
-                <w:i w:val="0"/>
-                <w:color w:val="64748B"/>
-                <w:sz w:val="16"/>
-              </w:rPr>
-              <w:t>GT-CQ</w:t>
-            </w:r>
-          </w:p>
-        </w:tc>
-        <w:tc>
-          <w:tcPr>
-            <w:tcW w:type="dxa" w:w="4706"/>
-          </w:tcPr>
-          <w:p>
-            <w:r>
-              <w:rPr>
-                <w:b w:val="0"/>
-                <w:i w:val="0"/>
-                <w:sz w:val="17"/>
-              </w:rPr>
-              <w:t>Les informations sur l'acte de naissance (ni Jours, ni mois et ni années) de  AISSATOU DIOUF  manquent, s'il vous plait pouvez-vous fournir d'effort pour avoir ces informations.</w:t>
-            </w:r>
-          </w:p>
-        </w:tc>
-      </w:tr>
-      <w:tr>
-        <w:tc>
-          <w:tcPr>
-            <w:tcW w:type="dxa" w:w="964"/>
-          </w:tcPr>
-          <w:p>
-            <w:r>
-              <w:rPr>
-                <w:b/>
-                <w:i w:val="0"/>
-                <w:color w:val="EA580C"/>
-                <w:sz w:val="16"/>
-              </w:rPr>
-              <w:t>Moyenne</w:t>
-            </w:r>
-          </w:p>
-        </w:tc>
-        <w:tc>
-          <w:tcPr>
-            <w:tcW w:type="dxa" w:w="1247"/>
-          </w:tcPr>
-          <w:p>
-            <w:r>
-              <w:rPr>
-                <w:b/>
-                <w:i w:val="0"/>
-                <w:sz w:val="16"/>
-              </w:rPr>
-              <w:t>S01</w:t>
-              <w:br/>
-            </w:r>
-            <w:r>
-              <w:rPr>
-                <w:b w:val="0"/>
-                <w:i w:val="0"/>
-                <w:color w:val="64748B"/>
-                <w:sz w:val="14"/>
-              </w:rPr>
-              <w:t>Démographie</w:t>
-            </w:r>
-          </w:p>
-        </w:tc>
-        <w:tc>
-          <w:tcPr>
-            <w:tcW w:type="dxa" w:w="1531"/>
-          </w:tcPr>
-          <w:p>
-            <w:r>
-              <w:rPr>
-                <w:b/>
-                <w:i w:val="0"/>
-                <w:color w:val="16A34A"/>
-                <w:sz w:val="16"/>
-              </w:rPr>
-              <w:t>s00q27, s01q03a, s01q03b, s01q03c, s01q00b</w:t>
-            </w:r>
-          </w:p>
-        </w:tc>
-        <w:tc>
-          <w:tcPr>
-            <w:tcW w:type="dxa" w:w="1191"/>
-          </w:tcPr>
-          <w:p>
-            <w:r>
-              <w:rPr>
-                <w:b w:val="0"/>
-                <w:i w:val="0"/>
-                <w:color w:val="64748B"/>
-                <w:sz w:val="16"/>
-              </w:rPr>
-              <w:t>GT-CQ</w:t>
-            </w:r>
-          </w:p>
-        </w:tc>
-        <w:tc>
-          <w:tcPr>
-            <w:tcW w:type="dxa" w:w="4706"/>
-          </w:tcPr>
-          <w:p>
-            <w:r>
-              <w:rPr>
-                <w:b w:val="0"/>
-                <w:i w:val="0"/>
-                <w:sz w:val="17"/>
-              </w:rPr>
-              <w:t>Les informations sur l'acte de naissance (ni Jours, ni mois et ni années) de  IDRISSA NDOUR  manquent, s'il vous plait pouvez-vous fournir d'effort pour avoir ces informations.</w:t>
-            </w:r>
-          </w:p>
-        </w:tc>
-      </w:tr>
-      <w:tr>
-        <w:tc>
-          <w:tcPr>
-            <w:tcW w:type="dxa" w:w="964"/>
-          </w:tcPr>
-          <w:p>
-            <w:r>
-              <w:rPr>
-                <w:b/>
-                <w:i w:val="0"/>
-                <w:color w:val="EA580C"/>
-                <w:sz w:val="16"/>
-              </w:rPr>
-              <w:t>Moyenne</w:t>
-            </w:r>
-          </w:p>
-        </w:tc>
-        <w:tc>
-          <w:tcPr>
-            <w:tcW w:type="dxa" w:w="1247"/>
-          </w:tcPr>
-          <w:p>
-            <w:r>
-              <w:rPr>
-                <w:b/>
-                <w:i w:val="0"/>
-                <w:sz w:val="16"/>
-              </w:rPr>
-              <w:t>S01</w:t>
-              <w:br/>
-            </w:r>
-            <w:r>
-              <w:rPr>
-                <w:b w:val="0"/>
-                <w:i w:val="0"/>
-                <w:color w:val="64748B"/>
-                <w:sz w:val="14"/>
-              </w:rPr>
-              <w:t>Démographie</w:t>
-            </w:r>
-          </w:p>
-        </w:tc>
-        <w:tc>
-          <w:tcPr>
-            <w:tcW w:type="dxa" w:w="1531"/>
-          </w:tcPr>
-          <w:p>
-            <w:r>
-              <w:rPr>
-                <w:b/>
-                <w:i w:val="0"/>
-                <w:color w:val="16A34A"/>
-                <w:sz w:val="16"/>
-              </w:rPr>
-              <w:t>—</w:t>
-            </w:r>
-          </w:p>
-        </w:tc>
-        <w:tc>
-          <w:tcPr>
-            <w:tcW w:type="dxa" w:w="1191"/>
-          </w:tcPr>
-          <w:p>
-            <w:r>
-              <w:rPr>
-                <w:b w:val="0"/>
-                <w:i w:val="0"/>
-                <w:color w:val="64748B"/>
-                <w:sz w:val="16"/>
-              </w:rPr>
-              <w:t>GT-CQ</w:t>
-            </w:r>
-          </w:p>
-        </w:tc>
-        <w:tc>
-          <w:tcPr>
-            <w:tcW w:type="dxa" w:w="4706"/>
-          </w:tcPr>
-          <w:p>
-            <w:r>
-              <w:rPr>
-                <w:b w:val="0"/>
-                <w:i w:val="0"/>
-                <w:sz w:val="17"/>
-              </w:rPr>
-              <w:t>Prière de verifier l'information donnée par IDRISSA NDOUR ou corriger au niveau de la section 1.</w:t>
-            </w:r>
-          </w:p>
-        </w:tc>
-      </w:tr>
-      <w:tr>
-        <w:tc>
-          <w:tcPr>
-            <w:tcW w:type="dxa" w:w="964"/>
-          </w:tcPr>
-          <w:p>
-            <w:r>
-              <w:rPr>
-                <w:b/>
-                <w:i w:val="0"/>
-                <w:color w:val="EA580C"/>
-                <w:sz w:val="16"/>
-              </w:rPr>
-              <w:t>Moyenne</w:t>
-            </w:r>
-          </w:p>
-        </w:tc>
-        <w:tc>
-          <w:tcPr>
-            <w:tcW w:type="dxa" w:w="1247"/>
-          </w:tcPr>
-          <w:p>
-            <w:r>
-              <w:rPr>
-                <w:b/>
-                <w:i w:val="0"/>
-                <w:sz w:val="16"/>
-              </w:rPr>
-              <w:t>S01</w:t>
-              <w:br/>
-            </w:r>
-            <w:r>
-              <w:rPr>
-                <w:b w:val="0"/>
-                <w:i w:val="0"/>
-                <w:color w:val="64748B"/>
-                <w:sz w:val="14"/>
-              </w:rPr>
-              <w:t>Démographie</w:t>
-            </w:r>
-          </w:p>
-        </w:tc>
-        <w:tc>
-          <w:tcPr>
-            <w:tcW w:type="dxa" w:w="1531"/>
-          </w:tcPr>
-          <w:p>
-            <w:r>
-              <w:rPr>
-                <w:b/>
-                <w:i w:val="0"/>
-                <w:color w:val="16A34A"/>
-                <w:sz w:val="16"/>
-              </w:rPr>
-              <w:t>s00q27, s01q03a, s01q03b, s01q03c, s01q00b</w:t>
-            </w:r>
-          </w:p>
-        </w:tc>
-        <w:tc>
-          <w:tcPr>
-            <w:tcW w:type="dxa" w:w="1191"/>
-          </w:tcPr>
-          <w:p>
-            <w:r>
-              <w:rPr>
-                <w:b w:val="0"/>
-                <w:i w:val="0"/>
-                <w:color w:val="64748B"/>
-                <w:sz w:val="16"/>
-              </w:rPr>
-              <w:t>GT-CQ</w:t>
-            </w:r>
-          </w:p>
-        </w:tc>
-        <w:tc>
-          <w:tcPr>
-            <w:tcW w:type="dxa" w:w="4706"/>
-          </w:tcPr>
-          <w:p>
-            <w:r>
-              <w:rPr>
-                <w:b w:val="0"/>
-                <w:i w:val="0"/>
-                <w:sz w:val="17"/>
-              </w:rPr>
-              <w:t>Les informations sur l'acte de naissance (ni Jours, ni mois et ni années) de  SOULEYMANE NATOUBE  manquent, s'il vous plait pouvez-vous fournir d'effort pour avoir ces informations.</w:t>
-            </w:r>
-          </w:p>
-        </w:tc>
-      </w:tr>
-      <w:tr>
-        <w:tc>
-          <w:tcPr>
-            <w:tcW w:type="dxa" w:w="964"/>
-          </w:tcPr>
-          <w:p>
-            <w:r>
-              <w:rPr>
-                <w:b/>
-                <w:i w:val="0"/>
-                <w:color w:val="EA580C"/>
-                <w:sz w:val="16"/>
-              </w:rPr>
-              <w:t>Moyenne</w:t>
-            </w:r>
-          </w:p>
-        </w:tc>
-        <w:tc>
-          <w:tcPr>
-            <w:tcW w:type="dxa" w:w="1247"/>
-          </w:tcPr>
-          <w:p>
-            <w:r>
-              <w:rPr>
-                <w:b/>
-                <w:i w:val="0"/>
-                <w:sz w:val="16"/>
-              </w:rPr>
-              <w:t>S01</w:t>
-              <w:br/>
-            </w:r>
-            <w:r>
-              <w:rPr>
-                <w:b w:val="0"/>
-                <w:i w:val="0"/>
-                <w:color w:val="64748B"/>
-                <w:sz w:val="14"/>
-              </w:rPr>
-              <w:t>Démographie</w:t>
-            </w:r>
-          </w:p>
-        </w:tc>
-        <w:tc>
-          <w:tcPr>
-            <w:tcW w:type="dxa" w:w="1531"/>
-          </w:tcPr>
-          <w:p>
-            <w:r>
-              <w:rPr>
-                <w:b/>
-                <w:i w:val="0"/>
-                <w:color w:val="16A34A"/>
-                <w:sz w:val="16"/>
-              </w:rPr>
-              <w:t>s1q05</w:t>
-            </w:r>
-          </w:p>
-        </w:tc>
-        <w:tc>
-          <w:tcPr>
-            <w:tcW w:type="dxa" w:w="1191"/>
-          </w:tcPr>
-          <w:p>
-            <w:r>
-              <w:rPr>
-                <w:b w:val="0"/>
-                <w:i w:val="0"/>
-                <w:color w:val="64748B"/>
-                <w:sz w:val="16"/>
-              </w:rPr>
-              <w:t>GT-CQ</w:t>
-            </w:r>
-          </w:p>
-        </w:tc>
-        <w:tc>
-          <w:tcPr>
-            <w:tcW w:type="dxa" w:w="4706"/>
-          </w:tcPr>
-          <w:p>
-            <w:r>
-              <w:rPr>
-                <w:b w:val="0"/>
-                <w:i w:val="0"/>
-                <w:sz w:val="17"/>
-              </w:rPr>
-              <w:t>Attention! Il ne devrait pas avoir NC parmis les modalité de la variable s1q05.</w:t>
-            </w:r>
-          </w:p>
-        </w:tc>
-      </w:tr>
-      <w:tr>
-        <w:tc>
-          <w:tcPr>
-            <w:tcW w:type="dxa" w:w="964"/>
-          </w:tcPr>
-          <w:p>
-            <w:r>
-              <w:rPr>
-                <w:b/>
-                <w:i w:val="0"/>
-                <w:color w:val="EA580C"/>
-                <w:sz w:val="16"/>
-              </w:rPr>
-              <w:t>Moyenne</w:t>
-            </w:r>
-          </w:p>
-        </w:tc>
-        <w:tc>
-          <w:tcPr>
-            <w:tcW w:type="dxa" w:w="1247"/>
-          </w:tcPr>
-          <w:p>
-            <w:r>
-              <w:rPr>
-                <w:b/>
-                <w:i w:val="0"/>
-                <w:sz w:val="16"/>
-              </w:rPr>
-              <w:t>S01</w:t>
-              <w:br/>
-            </w:r>
-            <w:r>
-              <w:rPr>
-                <w:b w:val="0"/>
-                <w:i w:val="0"/>
-                <w:color w:val="64748B"/>
-                <w:sz w:val="14"/>
-              </w:rPr>
-              <w:t>Démographie</w:t>
-            </w:r>
-          </w:p>
-        </w:tc>
-        <w:tc>
-          <w:tcPr>
-            <w:tcW w:type="dxa" w:w="1531"/>
-          </w:tcPr>
-          <w:p>
-            <w:r>
-              <w:rPr>
-                <w:b/>
-                <w:i w:val="0"/>
-                <w:color w:val="16A34A"/>
-                <w:sz w:val="16"/>
-              </w:rPr>
-              <w:t>—</w:t>
-            </w:r>
-          </w:p>
-        </w:tc>
-        <w:tc>
-          <w:tcPr>
-            <w:tcW w:type="dxa" w:w="1191"/>
-          </w:tcPr>
-          <w:p>
-            <w:r>
-              <w:rPr>
-                <w:b w:val="0"/>
-                <w:i w:val="0"/>
-                <w:color w:val="64748B"/>
-                <w:sz w:val="16"/>
-              </w:rPr>
-              <w:t>GT-CQ</w:t>
-            </w:r>
-          </w:p>
-        </w:tc>
-        <w:tc>
-          <w:tcPr>
-            <w:tcW w:type="dxa" w:w="4706"/>
-          </w:tcPr>
-          <w:p>
-            <w:r>
-              <w:rPr>
-                <w:b w:val="0"/>
-                <w:i w:val="0"/>
-                <w:sz w:val="17"/>
-              </w:rPr>
-              <w:t>Soit SOULEYMANE NATOUBE dispose d'un acte de naissance soit n'en dispose pas.</w:t>
-            </w:r>
-          </w:p>
-        </w:tc>
-      </w:tr>
-      <w:tr>
-        <w:tc>
-          <w:tcPr>
-            <w:tcW w:type="dxa" w:w="964"/>
-          </w:tcPr>
-          <w:p>
-            <w:r>
-              <w:rPr>
-                <w:b/>
-                <w:i w:val="0"/>
-                <w:color w:val="EA580C"/>
-                <w:sz w:val="16"/>
-              </w:rPr>
-              <w:t>Moyenne</w:t>
-            </w:r>
-          </w:p>
-        </w:tc>
-        <w:tc>
-          <w:tcPr>
-            <w:tcW w:type="dxa" w:w="1247"/>
-          </w:tcPr>
-          <w:p>
-            <w:r>
-              <w:rPr>
-                <w:b/>
-                <w:i w:val="0"/>
-                <w:sz w:val="16"/>
-              </w:rPr>
-              <w:t>S01</w:t>
-              <w:br/>
-            </w:r>
-            <w:r>
-              <w:rPr>
-                <w:b w:val="0"/>
-                <w:i w:val="0"/>
-                <w:color w:val="64748B"/>
-                <w:sz w:val="14"/>
-              </w:rPr>
-              <w:t>Démographie</w:t>
-            </w:r>
-          </w:p>
-        </w:tc>
-        <w:tc>
-          <w:tcPr>
-            <w:tcW w:type="dxa" w:w="1531"/>
-          </w:tcPr>
-          <w:p>
-            <w:r>
-              <w:rPr>
-                <w:b/>
-                <w:i w:val="0"/>
-                <w:color w:val="16A34A"/>
-                <w:sz w:val="16"/>
-              </w:rPr>
-              <w:t>s00q27, s01q03a, s01q03b, s01q03c, s01q00b</w:t>
-            </w:r>
-          </w:p>
-        </w:tc>
-        <w:tc>
-          <w:tcPr>
-            <w:tcW w:type="dxa" w:w="1191"/>
-          </w:tcPr>
-          <w:p>
-            <w:r>
-              <w:rPr>
-                <w:b w:val="0"/>
-                <w:i w:val="0"/>
-                <w:color w:val="64748B"/>
-                <w:sz w:val="16"/>
-              </w:rPr>
-              <w:t>GT-CQ</w:t>
-            </w:r>
-          </w:p>
-        </w:tc>
-        <w:tc>
-          <w:tcPr>
-            <w:tcW w:type="dxa" w:w="4706"/>
-          </w:tcPr>
-          <w:p>
-            <w:r>
-              <w:rPr>
-                <w:b w:val="0"/>
-                <w:i w:val="0"/>
-                <w:sz w:val="17"/>
-              </w:rPr>
-              <w:t>Les informations sur l'acte de naissance (ni Jours, ni mois et ni années) de  YAYA NDOUR  manquent, s'il vous plait pouvez-vous fournir d'effort pour avoir ces informations.</w:t>
-            </w:r>
-          </w:p>
-        </w:tc>
-      </w:tr>
-      <w:tr>
-        <w:tc>
-          <w:tcPr>
-            <w:tcW w:type="dxa" w:w="964"/>
-          </w:tcPr>
-          <w:p>
-            <w:r>
-              <w:rPr>
-                <w:b/>
-                <w:i w:val="0"/>
-                <w:color w:val="EA580C"/>
-                <w:sz w:val="16"/>
-              </w:rPr>
-              <w:t>Moyenne</w:t>
-            </w:r>
-          </w:p>
-        </w:tc>
-        <w:tc>
-          <w:tcPr>
-            <w:tcW w:type="dxa" w:w="1247"/>
-          </w:tcPr>
-          <w:p>
-            <w:r>
-              <w:rPr>
-                <w:b/>
-                <w:i w:val="0"/>
-                <w:sz w:val="16"/>
-              </w:rPr>
-              <w:t>S01</w:t>
-              <w:br/>
-            </w:r>
-            <w:r>
-              <w:rPr>
-                <w:b w:val="0"/>
-                <w:i w:val="0"/>
-                <w:color w:val="64748B"/>
-                <w:sz w:val="14"/>
-              </w:rPr>
-              <w:t>Démographie</w:t>
-            </w:r>
-          </w:p>
-        </w:tc>
-        <w:tc>
-          <w:tcPr>
-            <w:tcW w:type="dxa" w:w="1531"/>
-          </w:tcPr>
-          <w:p>
-            <w:r>
-              <w:rPr>
-                <w:b/>
-                <w:i w:val="0"/>
-                <w:color w:val="16A34A"/>
-                <w:sz w:val="16"/>
-              </w:rPr>
-              <w:t>—</w:t>
-            </w:r>
-          </w:p>
-        </w:tc>
-        <w:tc>
-          <w:tcPr>
-            <w:tcW w:type="dxa" w:w="1191"/>
-          </w:tcPr>
-          <w:p>
-            <w:r>
-              <w:rPr>
-                <w:b w:val="0"/>
-                <w:i w:val="0"/>
-                <w:color w:val="64748B"/>
-                <w:sz w:val="16"/>
-              </w:rPr>
-              <w:t>GT-CQ</w:t>
-            </w:r>
-          </w:p>
-        </w:tc>
-        <w:tc>
-          <w:tcPr>
-            <w:tcW w:type="dxa" w:w="4706"/>
-          </w:tcPr>
-          <w:p>
-            <w:r>
-              <w:rPr>
-                <w:b w:val="0"/>
-                <w:i w:val="0"/>
-                <w:sz w:val="17"/>
-              </w:rPr>
-              <w:t>Prière de verifier l'information donnée par YAYA NDOUR ou corriger au niveau de la section 1.</w:t>
-            </w:r>
-          </w:p>
-        </w:tc>
-      </w:tr>
-      <w:tr>
-        <w:tc>
-          <w:tcPr>
-            <w:tcW w:type="dxa" w:w="964"/>
-          </w:tcPr>
-          <w:p>
-            <w:r>
-              <w:rPr>
-                <w:b/>
-                <w:i w:val="0"/>
-                <w:color w:val="EA580C"/>
-                <w:sz w:val="16"/>
-              </w:rPr>
-              <w:t>Moyenne</w:t>
-            </w:r>
-          </w:p>
-        </w:tc>
-        <w:tc>
-          <w:tcPr>
-            <w:tcW w:type="dxa" w:w="1247"/>
-          </w:tcPr>
-          <w:p>
-            <w:r>
-              <w:rPr>
-                <w:b/>
-                <w:i w:val="0"/>
-                <w:sz w:val="16"/>
-              </w:rPr>
-              <w:t>S02</w:t>
-              <w:br/>
-            </w:r>
-            <w:r>
-              <w:rPr>
-                <w:b w:val="0"/>
-                <w:i w:val="0"/>
-                <w:color w:val="64748B"/>
-                <w:sz w:val="14"/>
-              </w:rPr>
-              <w:t>Éducation</w:t>
-            </w:r>
-          </w:p>
-        </w:tc>
-        <w:tc>
-          <w:tcPr>
-            <w:tcW w:type="dxa" w:w="1531"/>
-          </w:tcPr>
-          <w:p>
-            <w:r>
-              <w:rPr>
-                <w:b/>
-                <w:i w:val="0"/>
-                <w:color w:val="16A34A"/>
-                <w:sz w:val="16"/>
-              </w:rPr>
-              <w:t>—</w:t>
-            </w:r>
-          </w:p>
-        </w:tc>
-        <w:tc>
-          <w:tcPr>
-            <w:tcW w:type="dxa" w:w="1191"/>
-          </w:tcPr>
-          <w:p>
-            <w:r>
-              <w:rPr>
-                <w:b w:val="0"/>
-                <w:i w:val="0"/>
-                <w:color w:val="64748B"/>
-                <w:sz w:val="16"/>
-              </w:rPr>
-              <w:t>GT-CQ</w:t>
-            </w:r>
-          </w:p>
-        </w:tc>
-        <w:tc>
-          <w:tcPr>
-            <w:tcW w:type="dxa" w:w="4706"/>
-          </w:tcPr>
-          <w:p>
-            <w:r>
-              <w:rPr>
-                <w:b w:val="0"/>
-                <w:i w:val="0"/>
-                <w:sz w:val="17"/>
-              </w:rPr>
-              <w:t>Attention!!! le montant payé pour les frais de scolarité ( 10000 FCFA) de NGIMA NDOUR  qui fréquente 4ème année de Primaire semble faible.</w:t>
-            </w:r>
-          </w:p>
-        </w:tc>
-      </w:tr>
-      <w:tr>
-        <w:tc>
-          <w:tcPr>
-            <w:tcW w:type="dxa" w:w="964"/>
-          </w:tcPr>
-          <w:p>
-            <w:r>
-              <w:rPr>
-                <w:b/>
-                <w:i w:val="0"/>
-                <w:color w:val="EA580C"/>
-                <w:sz w:val="16"/>
-              </w:rPr>
-              <w:t>Moyenne</w:t>
-            </w:r>
-          </w:p>
-        </w:tc>
-        <w:tc>
-          <w:tcPr>
-            <w:tcW w:type="dxa" w:w="1247"/>
-          </w:tcPr>
-          <w:p>
-            <w:r>
-              <w:rPr>
-                <w:b/>
-                <w:i w:val="0"/>
-                <w:sz w:val="16"/>
-              </w:rPr>
-              <w:t>S02</w:t>
-              <w:br/>
-            </w:r>
-            <w:r>
-              <w:rPr>
-                <w:b w:val="0"/>
-                <w:i w:val="0"/>
-                <w:color w:val="64748B"/>
-                <w:sz w:val="14"/>
-              </w:rPr>
-              <w:t>Éducation</w:t>
-            </w:r>
-          </w:p>
-        </w:tc>
-        <w:tc>
-          <w:tcPr>
-            <w:tcW w:type="dxa" w:w="1531"/>
-          </w:tcPr>
-          <w:p>
-            <w:r>
-              <w:rPr>
-                <w:b/>
-                <w:i w:val="0"/>
-                <w:color w:val="16A34A"/>
-                <w:sz w:val="16"/>
-              </w:rPr>
-              <w:t>—</w:t>
-            </w:r>
-          </w:p>
-        </w:tc>
-        <w:tc>
-          <w:tcPr>
-            <w:tcW w:type="dxa" w:w="1191"/>
-          </w:tcPr>
-          <w:p>
-            <w:r>
-              <w:rPr>
-                <w:b w:val="0"/>
-                <w:i w:val="0"/>
-                <w:color w:val="64748B"/>
-                <w:sz w:val="16"/>
-              </w:rPr>
-              <w:t>GT-CQ</w:t>
-            </w:r>
-          </w:p>
-        </w:tc>
-        <w:tc>
-          <w:tcPr>
-            <w:tcW w:type="dxa" w:w="4706"/>
-          </w:tcPr>
-          <w:p>
-            <w:r>
-              <w:rPr>
-                <w:b w:val="0"/>
-                <w:i w:val="0"/>
-                <w:sz w:val="17"/>
-              </w:rPr>
               <w:t>Veuillez verifier cette information auprès de l'enquêté ou confirmer avec le QG.</w:t>
-            </w:r>
-          </w:p>
-        </w:tc>
-      </w:tr>
-      <w:tr>
-        <w:tc>
-          <w:tcPr>
-            <w:tcW w:type="dxa" w:w="964"/>
-          </w:tcPr>
-          <w:p>
-            <w:r>
-              <w:rPr>
-                <w:b/>
-                <w:i w:val="0"/>
-                <w:color w:val="EA580C"/>
-                <w:sz w:val="16"/>
-              </w:rPr>
-              <w:t>Moyenne</w:t>
-            </w:r>
-          </w:p>
-        </w:tc>
-        <w:tc>
-          <w:tcPr>
-            <w:tcW w:type="dxa" w:w="1247"/>
-          </w:tcPr>
-          <w:p>
-            <w:r>
-              <w:rPr>
-                <w:b/>
-                <w:i w:val="0"/>
-                <w:sz w:val="16"/>
-              </w:rPr>
-              <w:t>S02</w:t>
-              <w:br/>
-            </w:r>
-            <w:r>
-              <w:rPr>
-                <w:b w:val="0"/>
-                <w:i w:val="0"/>
-                <w:color w:val="64748B"/>
-                <w:sz w:val="14"/>
-              </w:rPr>
-              <w:t>Éducation</w:t>
-            </w:r>
-          </w:p>
-        </w:tc>
-        <w:tc>
-          <w:tcPr>
-            <w:tcW w:type="dxa" w:w="1531"/>
-          </w:tcPr>
-          <w:p>
-            <w:r>
-              <w:rPr>
-                <w:b/>
-                <w:i w:val="0"/>
-                <w:color w:val="16A34A"/>
-                <w:sz w:val="16"/>
-              </w:rPr>
-              <w:t>—</w:t>
-            </w:r>
-          </w:p>
-        </w:tc>
-        <w:tc>
-          <w:tcPr>
-            <w:tcW w:type="dxa" w:w="1191"/>
-          </w:tcPr>
-          <w:p>
-            <w:r>
-              <w:rPr>
-                <w:b w:val="0"/>
-                <w:i w:val="0"/>
-                <w:color w:val="64748B"/>
-                <w:sz w:val="16"/>
-              </w:rPr>
-              <w:t>GT-CQ</w:t>
-            </w:r>
-          </w:p>
-        </w:tc>
-        <w:tc>
-          <w:tcPr>
-            <w:tcW w:type="dxa" w:w="4706"/>
-          </w:tcPr>
-          <w:p>
-            <w:r>
-              <w:rPr>
-                <w:b w:val="0"/>
-                <w:i w:val="0"/>
-                <w:sz w:val="17"/>
-              </w:rPr>
-              <w:t>veuillez, s'il vous plait, confirmer les frais de scolarité ( 1000 FCFA) payée de IBRAHIMA NDOUR avec le QG ou apporter les corrections nécessaires.</w:t>
             </w:r>
           </w:p>
         </w:tc>
